--- a/quotation-generator/assets/报价单模板-中国公司.docx
+++ b/quotation-generator/assets/报价单模板-中国公司.docx
@@ -128,8 +128,6 @@
         </w:rPr>
         <w:t>合同号      ：SHM/V/2026/S999</w:t>
       </w:r>
-      <w:bookmarkStart w:id="0" w:name="_GoBack"/>
-      <w:bookmarkEnd w:id="0"/>
     </w:p>
     <w:p>
       <w:pPr>
@@ -3160,54 +3158,11 @@
       <w:r>
         <w:rPr>
           <w:rFonts w:hint="eastAsia" w:ascii="仿宋" w:hAnsi="仿宋" w:eastAsia="仿宋" w:cs="仿宋"/>
-          <w:spacing w:val="-1"/>
-          <w:position w:val="6"/>
-          <w:sz w:val="22"/>
-          <w:szCs w:val="22"/>
-        </w:rPr>
-        <w:t>a</w:t>
-      </w:r>
-      <w:r>
-        <w:rPr>
-          <w:rFonts w:hint="eastAsia" w:ascii="仿宋" w:hAnsi="仿宋" w:eastAsia="仿宋" w:cs="仿宋"/>
           <w:sz w:val="22"/>
           <w:szCs w:val="22"/>
           <w:lang w:val="zh-CN"/>
         </w:rPr>
-        <w:t>.以上办理时间均为收集齐资料开始的官方办理时间；</w:t>
-      </w:r>
-    </w:p>
-    <w:p>
-      <w:pPr>
-        <w:spacing w:after="0" w:line="240" w:lineRule="auto"/>
-        <w:contextualSpacing/>
-        <w:rPr>
-          <w:rFonts w:hint="eastAsia" w:ascii="仿宋" w:hAnsi="仿宋" w:eastAsia="仿宋" w:cs="仿宋"/>
-          <w:sz w:val="22"/>
-          <w:szCs w:val="22"/>
-          <w:lang w:val="zh-CN"/>
-        </w:rPr>
-      </w:pPr>
-    </w:p>
-    <w:p>
-      <w:pPr>
-        <w:spacing w:after="0" w:line="240" w:lineRule="auto"/>
-        <w:contextualSpacing/>
-        <w:rPr>
-          <w:rFonts w:hint="eastAsia" w:ascii="仿宋" w:hAnsi="仿宋" w:eastAsia="仿宋" w:cs="仿宋"/>
-          <w:sz w:val="22"/>
-          <w:szCs w:val="22"/>
-          <w:lang w:val="zh-CN"/>
-        </w:rPr>
-      </w:pPr>
-      <w:r>
-        <w:rPr>
-          <w:rFonts w:hint="eastAsia" w:ascii="仿宋" w:hAnsi="仿宋" w:eastAsia="仿宋" w:cs="仿宋"/>
-          <w:sz w:val="22"/>
-          <w:szCs w:val="22"/>
-          <w:lang w:val="zh-CN"/>
-        </w:rPr>
-        <w:t>b.以上服务报价不包括：</w:t>
+        <w:t>以上服务报价不包括：</w:t>
       </w:r>
     </w:p>
     <w:p>
@@ -3713,6 +3668,40 @@
           <w:color w:val="000000" w:themeColor="text1"/>
           <w:sz w:val="28"/>
           <w:szCs w:val="28"/>
+          <w:lang w:eastAsia="zh-CN"/>
+          <w14:textFill>
+            <w14:solidFill>
+              <w14:schemeClr w14:val="tx1"/>
+            </w14:solidFill>
+          </w14:textFill>
+        </w:rPr>
+        <w:t>、</w:t>
+      </w:r>
+      <w:r>
+        <w:rPr>
+          <w:rFonts w:hint="eastAsia" w:ascii="仿宋" w:hAnsi="仿宋" w:eastAsia="仿宋" w:cs="仿宋"/>
+          <w:b/>
+          <w:bCs/>
+          <w:color w:val="000000" w:themeColor="text1"/>
+          <w:sz w:val="28"/>
+          <w:szCs w:val="28"/>
+          <w:lang w:val="en-US" w:eastAsia="zh-CN"/>
+          <w14:textFill>
+            <w14:solidFill>
+              <w14:schemeClr w14:val="tx1"/>
+            </w14:solidFill>
+          </w14:textFill>
+        </w:rPr>
+        <w:t>时间</w:t>
+      </w:r>
+      <w:r>
+        <w:rPr>
+          <w:rFonts w:hint="eastAsia" w:ascii="仿宋" w:hAnsi="仿宋" w:eastAsia="仿宋" w:cs="仿宋"/>
+          <w:b/>
+          <w:bCs/>
+          <w:color w:val="000000" w:themeColor="text1"/>
+          <w:sz w:val="28"/>
+          <w:szCs w:val="28"/>
           <w:lang w:val="en-US"/>
           <w14:textFill>
             <w14:solidFill>
@@ -3731,7 +3720,30 @@
           <w:szCs w:val="28"/>
           <w:shd w:val="clear" w:color="auto" w:fill="FFFFFF"/>
         </w:rPr>
-        <w:t>交付材料清单</w:t>
+        <w:t>交付</w:t>
+      </w:r>
+      <w:r>
+        <w:rPr>
+          <w:rFonts w:hint="eastAsia" w:ascii="仿宋" w:hAnsi="仿宋" w:eastAsia="仿宋" w:cs="仿宋"/>
+          <w:b/>
+          <w:bCs/>
+          <w:sz w:val="28"/>
+          <w:szCs w:val="28"/>
+          <w:shd w:val="clear" w:color="auto" w:fill="FFFFFF"/>
+          <w:lang w:val="en-US" w:eastAsia="zh-CN"/>
+        </w:rPr>
+        <w:t>文件</w:t>
+      </w:r>
+      <w:r>
+        <w:rPr>
+          <w:rFonts w:hint="eastAsia" w:ascii="仿宋" w:hAnsi="仿宋" w:eastAsia="仿宋" w:cs="仿宋"/>
+          <w:b/>
+          <w:bCs/>
+          <w:sz w:val="28"/>
+          <w:szCs w:val="28"/>
+          <w:shd w:val="clear" w:color="auto" w:fill="FFFFFF"/>
+        </w:rPr>
+        <w:t>清单</w:t>
       </w:r>
     </w:p>
     <w:tbl>
@@ -3759,10 +3771,10 @@
       </w:tblPr>
       <w:tblGrid>
         <w:gridCol w:w="596"/>
-        <w:gridCol w:w="2249"/>
-        <w:gridCol w:w="872"/>
-        <w:gridCol w:w="3679"/>
-        <w:gridCol w:w="2671"/>
+        <w:gridCol w:w="2191"/>
+        <w:gridCol w:w="1029"/>
+        <w:gridCol w:w="3581"/>
+        <w:gridCol w:w="2670"/>
       </w:tblGrid>
       <w:tr>
         <w:trPr>
@@ -3804,7 +3816,7 @@
         </w:tc>
         <w:tc>
           <w:tcPr>
-            <w:tcW w:w="1117" w:type="pct"/>
+            <w:tcW w:w="1088" w:type="pct"/>
             <w:vAlign w:val="center"/>
           </w:tcPr>
           <w:p>
@@ -3812,13 +3824,13 @@
               <w:spacing w:after="0" w:line="240" w:lineRule="auto"/>
               <w:jc w:val="center"/>
               <w:rPr>
-                <w:rFonts w:hint="eastAsia" w:ascii="仿宋" w:hAnsi="仿宋" w:eastAsia="仿宋" w:cs="仿宋"/>
+                <w:rFonts w:hint="default" w:ascii="仿宋" w:hAnsi="仿宋" w:eastAsia="仿宋" w:cs="仿宋"/>
                 <w:b/>
                 <w:bCs/>
                 <w:sz w:val="20"/>
                 <w:szCs w:val="20"/>
                 <w:shd w:val="clear" w:color="auto" w:fill="FFFFFF"/>
-                <w:lang w:val="en-US"/>
+                <w:lang w:val="en-US" w:eastAsia="zh-CN"/>
               </w:rPr>
             </w:pPr>
             <w:r>
@@ -3829,15 +3841,15 @@
                 <w:sz w:val="20"/>
                 <w:szCs w:val="20"/>
                 <w:shd w:val="clear" w:color="auto" w:fill="FFFFFF"/>
-                <w:lang w:val="en-US"/>
-              </w:rPr>
-              <w:t>项目</w:t>
+                <w:lang w:val="en-US" w:eastAsia="zh-CN"/>
+              </w:rPr>
+              <w:t>服务内容</w:t>
             </w:r>
           </w:p>
         </w:tc>
         <w:tc>
           <w:tcPr>
-            <w:tcW w:w="433" w:type="pct"/>
+            <w:tcW w:w="511" w:type="pct"/>
             <w:vAlign w:val="center"/>
           </w:tcPr>
           <w:p>
@@ -3864,40 +3876,13 @@
                 <w:shd w:val="clear" w:color="auto" w:fill="FFFFFF"/>
                 <w:lang w:val="en-US" w:eastAsia="zh-CN"/>
               </w:rPr>
-              <w:t>时间</w:t>
-            </w:r>
-          </w:p>
-          <w:p>
-            <w:pPr>
-              <w:spacing w:after="0" w:line="240" w:lineRule="auto"/>
-              <w:jc w:val="center"/>
-              <w:rPr>
-                <w:rFonts w:hint="eastAsia" w:ascii="仿宋" w:hAnsi="仿宋" w:eastAsia="仿宋" w:cs="仿宋"/>
-                <w:b/>
-                <w:bCs/>
-                <w:sz w:val="20"/>
-                <w:szCs w:val="20"/>
-                <w:shd w:val="clear" w:color="auto" w:fill="FFFFFF"/>
-                <w:lang w:val="en-US" w:eastAsia="zh-CN"/>
-              </w:rPr>
-            </w:pPr>
-            <w:r>
-              <w:rPr>
-                <w:rFonts w:hint="eastAsia" w:ascii="仿宋" w:hAnsi="仿宋" w:eastAsia="仿宋" w:cs="仿宋"/>
-                <w:b/>
-                <w:bCs/>
-                <w:sz w:val="20"/>
-                <w:szCs w:val="20"/>
-                <w:shd w:val="clear" w:color="auto" w:fill="FFFFFF"/>
-                <w:lang w:val="en-US" w:eastAsia="zh-CN"/>
-              </w:rPr>
-              <w:t>工作日</w:t>
+              <w:t>办理时间</w:t>
             </w:r>
           </w:p>
         </w:tc>
         <w:tc>
           <w:tcPr>
-            <w:tcW w:w="1827" w:type="pct"/>
+            <w:tcW w:w="1778" w:type="pct"/>
             <w:vAlign w:val="center"/>
           </w:tcPr>
           <w:p>
@@ -3995,7 +3980,7 @@
         </w:tc>
         <w:tc>
           <w:tcPr>
-            <w:tcW w:w="1117" w:type="pct"/>
+            <w:tcW w:w="1088" w:type="pct"/>
             <w:vAlign w:val="center"/>
           </w:tcPr>
           <w:p>
@@ -4024,7 +4009,7 @@
         </w:tc>
         <w:tc>
           <w:tcPr>
-            <w:tcW w:w="433" w:type="pct"/>
+            <w:tcW w:w="511" w:type="pct"/>
             <w:vAlign w:val="center"/>
           </w:tcPr>
           <w:p>
@@ -4032,7 +4017,7 @@
               <w:spacing w:after="0" w:line="240" w:lineRule="auto"/>
               <w:jc w:val="center"/>
               <w:rPr>
-                <w:rFonts w:hint="eastAsia" w:ascii="仿宋" w:hAnsi="仿宋" w:eastAsia="仿宋" w:cs="仿宋"/>
+                <w:rFonts w:hint="default" w:ascii="仿宋" w:hAnsi="仿宋" w:eastAsia="仿宋" w:cs="仿宋"/>
                 <w:bCs/>
                 <w:sz w:val="20"/>
                 <w:szCs w:val="20"/>
@@ -4048,12 +4033,22 @@
                 <w:lang w:val="en-US" w:eastAsia="zh-CN"/>
               </w:rPr>
               <w:t>15</w:t>
+            </w:r>
+            <w:r>
+              <w:rPr>
+                <w:rFonts w:hint="eastAsia" w:ascii="仿宋" w:hAnsi="仿宋" w:eastAsia="仿宋" w:cs="仿宋"/>
+                <w:bCs/>
+                <w:sz w:val="21"/>
+                <w:szCs w:val="21"/>
+                <w:lang w:val="en-US" w:eastAsia="zh-CN"/>
+              </w:rPr>
+              <w:t>个工作日</w:t>
             </w:r>
           </w:p>
         </w:tc>
         <w:tc>
           <w:tcPr>
-            <w:tcW w:w="1827" w:type="pct"/>
+            <w:tcW w:w="1778" w:type="pct"/>
           </w:tcPr>
           <w:p>
             <w:pPr>
@@ -4090,7 +4085,6 @@
                 <w:spacing w:val="10"/>
                 <w:sz w:val="20"/>
                 <w:szCs w:val="20"/>
-                <w:bdr w:val="none" w:color="auto" w:sz="0" w:space="0"/>
                 <w:shd w:val="clear" w:fill="FFFFFF"/>
               </w:rPr>
               <w:t>第一步：收集资料</w:t>
@@ -4132,7 +4126,6 @@
                 <w:spacing w:val="10"/>
                 <w:sz w:val="20"/>
                 <w:szCs w:val="20"/>
-                <w:bdr w:val="none" w:color="auto" w:sz="0" w:space="0"/>
                 <w:shd w:val="clear" w:fill="FFFFFF"/>
               </w:rPr>
               <w:t>第二步：起草公司章程草稿（3</w:t>
@@ -4147,7 +4140,6 @@
                 <w:spacing w:val="10"/>
                 <w:sz w:val="20"/>
                 <w:szCs w:val="20"/>
-                <w:bdr w:val="none" w:color="auto" w:sz="0" w:space="0"/>
                 <w:shd w:val="clear" w:fill="FFFFFF"/>
                 <w:lang w:val="en-US" w:eastAsia="zh-CN"/>
               </w:rPr>
@@ -4163,7 +4155,6 @@
                 <w:spacing w:val="10"/>
                 <w:sz w:val="20"/>
                 <w:szCs w:val="20"/>
-                <w:bdr w:val="none" w:color="auto" w:sz="0" w:space="0"/>
                 <w:shd w:val="clear" w:fill="FFFFFF"/>
               </w:rPr>
               <w:t>）</w:t>
@@ -4178,7 +4169,6 @@
                 <w:spacing w:val="10"/>
                 <w:sz w:val="20"/>
                 <w:szCs w:val="20"/>
-                <w:bdr w:val="none" w:color="auto" w:sz="0" w:space="0"/>
                 <w:shd w:val="clear" w:fill="FFFFFF"/>
               </w:rPr>
               <w:br w:type="textWrapping"/>
@@ -4193,7 +4183,6 @@
                 <w:spacing w:val="10"/>
                 <w:sz w:val="20"/>
                 <w:szCs w:val="20"/>
-                <w:bdr w:val="none" w:color="auto" w:sz="0" w:space="0"/>
                 <w:shd w:val="clear" w:fill="FFFFFF"/>
               </w:rPr>
               <w:t>第三步：客户签署公司章程草稿</w:t>
@@ -4235,7 +4224,6 @@
                 <w:spacing w:val="10"/>
                 <w:sz w:val="20"/>
                 <w:szCs w:val="20"/>
-                <w:bdr w:val="none" w:color="auto" w:sz="0" w:space="0"/>
                 <w:shd w:val="clear" w:fill="FFFFFF"/>
               </w:rPr>
               <w:t xml:space="preserve">第四步：公证师颁发公司章程（2 </w:t>
@@ -4265,7 +4253,6 @@
                 <w:spacing w:val="10"/>
                 <w:sz w:val="20"/>
                 <w:szCs w:val="20"/>
-                <w:bdr w:val="none" w:color="auto" w:sz="0" w:space="0"/>
                 <w:shd w:val="clear" w:fill="FFFFFF"/>
               </w:rPr>
               <w:t>）</w:t>
@@ -4280,7 +4267,6 @@
                 <w:spacing w:val="10"/>
                 <w:sz w:val="20"/>
                 <w:szCs w:val="20"/>
-                <w:bdr w:val="none" w:color="auto" w:sz="0" w:space="0"/>
                 <w:shd w:val="clear" w:fill="FFFFFF"/>
               </w:rPr>
               <w:br w:type="textWrapping"/>
@@ -4295,7 +4281,6 @@
                 <w:spacing w:val="10"/>
                 <w:sz w:val="20"/>
                 <w:szCs w:val="20"/>
-                <w:bdr w:val="none" w:color="auto" w:sz="0" w:space="0"/>
                 <w:shd w:val="clear" w:fill="FFFFFF"/>
               </w:rPr>
               <w:t xml:space="preserve">第五步：公证师办理司法部批⽂（2 </w:t>
@@ -4325,7 +4310,6 @@
                 <w:spacing w:val="10"/>
                 <w:sz w:val="20"/>
                 <w:szCs w:val="20"/>
-                <w:bdr w:val="none" w:color="auto" w:sz="0" w:space="0"/>
                 <w:shd w:val="clear" w:fill="FFFFFF"/>
               </w:rPr>
               <w:t>） </w:t>
@@ -4340,7 +4324,6 @@
                 <w:spacing w:val="10"/>
                 <w:sz w:val="20"/>
                 <w:szCs w:val="20"/>
-                <w:bdr w:val="none" w:color="auto" w:sz="0" w:space="0"/>
                 <w:shd w:val="clear" w:fill="FFFFFF"/>
               </w:rPr>
               <w:br w:type="textWrapping"/>
@@ -4355,7 +4338,6 @@
                 <w:spacing w:val="10"/>
                 <w:sz w:val="20"/>
                 <w:szCs w:val="20"/>
-                <w:bdr w:val="none" w:color="auto" w:sz="0" w:space="0"/>
                 <w:shd w:val="clear" w:fill="FFFFFF"/>
               </w:rPr>
               <w:t xml:space="preserve">第六步：公证师颁发司法部批⽂（1 </w:t>
@@ -4385,7 +4367,6 @@
                 <w:spacing w:val="10"/>
                 <w:sz w:val="20"/>
                 <w:szCs w:val="20"/>
-                <w:bdr w:val="none" w:color="auto" w:sz="0" w:space="0"/>
                 <w:shd w:val="clear" w:fill="FFFFFF"/>
               </w:rPr>
               <w:t>） </w:t>
@@ -4400,7 +4381,6 @@
                 <w:spacing w:val="10"/>
                 <w:sz w:val="20"/>
                 <w:szCs w:val="20"/>
-                <w:bdr w:val="none" w:color="auto" w:sz="0" w:space="0"/>
                 <w:shd w:val="clear" w:fill="FFFFFF"/>
               </w:rPr>
               <w:br w:type="textWrapping"/>
@@ -4415,7 +4395,6 @@
                 <w:spacing w:val="10"/>
                 <w:sz w:val="20"/>
                 <w:szCs w:val="20"/>
-                <w:bdr w:val="none" w:color="auto" w:sz="0" w:space="0"/>
                 <w:shd w:val="clear" w:fill="FFFFFF"/>
               </w:rPr>
               <w:t>第七步：办理公司税卡和税务登记证（2</w:t>
@@ -4445,7 +4424,6 @@
                 <w:spacing w:val="10"/>
                 <w:sz w:val="20"/>
                 <w:szCs w:val="20"/>
-                <w:bdr w:val="none" w:color="auto" w:sz="0" w:space="0"/>
                 <w:shd w:val="clear" w:fill="FFFFFF"/>
               </w:rPr>
               <w:t>）</w:t>
@@ -4460,7 +4438,6 @@
                 <w:spacing w:val="10"/>
                 <w:sz w:val="20"/>
                 <w:szCs w:val="20"/>
-                <w:bdr w:val="none" w:color="auto" w:sz="0" w:space="0"/>
                 <w:shd w:val="clear" w:fill="FFFFFF"/>
               </w:rPr>
               <w:br w:type="textWrapping"/>
@@ -4475,7 +4452,6 @@
                 <w:spacing w:val="10"/>
                 <w:sz w:val="20"/>
                 <w:szCs w:val="20"/>
-                <w:bdr w:val="none" w:color="auto" w:sz="0" w:space="0"/>
                 <w:shd w:val="clear" w:fill="FFFFFF"/>
               </w:rPr>
               <w:t>第八步：颁发公司税卡和税务登记证（1</w:t>
@@ -4505,7 +4481,6 @@
                 <w:spacing w:val="10"/>
                 <w:sz w:val="20"/>
                 <w:szCs w:val="20"/>
-                <w:bdr w:val="none" w:color="auto" w:sz="0" w:space="0"/>
                 <w:shd w:val="clear" w:fill="FFFFFF"/>
               </w:rPr>
               <w:t>）</w:t>
@@ -4520,7 +4495,6 @@
                 <w:spacing w:val="10"/>
                 <w:sz w:val="20"/>
                 <w:szCs w:val="20"/>
-                <w:bdr w:val="none" w:color="auto" w:sz="0" w:space="0"/>
                 <w:shd w:val="clear" w:fill="FFFFFF"/>
               </w:rPr>
               <w:br w:type="textWrapping"/>
@@ -4535,7 +4509,6 @@
                 <w:spacing w:val="10"/>
                 <w:sz w:val="20"/>
                 <w:szCs w:val="20"/>
-                <w:bdr w:val="none" w:color="auto" w:sz="0" w:space="0"/>
                 <w:shd w:val="clear" w:fill="FFFFFF"/>
               </w:rPr>
               <w:t>第九步：办理 PKKPR 空间利用适合性许可（1</w:t>
@@ -4565,7 +4538,6 @@
                 <w:spacing w:val="10"/>
                 <w:sz w:val="20"/>
                 <w:szCs w:val="20"/>
-                <w:bdr w:val="none" w:color="auto" w:sz="0" w:space="0"/>
                 <w:shd w:val="clear" w:fill="FFFFFF"/>
               </w:rPr>
               <w:t>）</w:t>
@@ -4607,7 +4579,6 @@
                 <w:spacing w:val="10"/>
                 <w:sz w:val="20"/>
                 <w:szCs w:val="20"/>
-                <w:bdr w:val="none" w:color="auto" w:sz="0" w:space="0"/>
                 <w:shd w:val="clear" w:fill="FFFFFF"/>
               </w:rPr>
               <w:t>第十步：颁发 PKKPR 空间利用适合性许可（1</w:t>
@@ -4637,7 +4608,6 @@
                 <w:spacing w:val="10"/>
                 <w:sz w:val="20"/>
                 <w:szCs w:val="20"/>
-                <w:bdr w:val="none" w:color="auto" w:sz="0" w:space="0"/>
                 <w:shd w:val="clear" w:fill="FFFFFF"/>
               </w:rPr>
               <w:t>）</w:t>
@@ -4652,7 +4622,6 @@
                 <w:spacing w:val="10"/>
                 <w:sz w:val="20"/>
                 <w:szCs w:val="20"/>
-                <w:bdr w:val="none" w:color="auto" w:sz="0" w:space="0"/>
                 <w:shd w:val="clear" w:fill="FFFFFF"/>
               </w:rPr>
               <w:br w:type="textWrapping"/>
@@ -4667,7 +4636,6 @@
                 <w:spacing w:val="10"/>
                 <w:sz w:val="20"/>
                 <w:szCs w:val="20"/>
-                <w:bdr w:val="none" w:color="auto" w:sz="0" w:space="0"/>
                 <w:shd w:val="clear" w:fill="FFFFFF"/>
               </w:rPr>
               <w:t xml:space="preserve">第十一步：办理商业登记证（1 </w:t>
@@ -4697,7 +4665,6 @@
                 <w:spacing w:val="10"/>
                 <w:sz w:val="20"/>
                 <w:szCs w:val="20"/>
-                <w:bdr w:val="none" w:color="auto" w:sz="0" w:space="0"/>
                 <w:shd w:val="clear" w:fill="FFFFFF"/>
               </w:rPr>
               <w:t>）</w:t>
@@ -4736,7 +4703,6 @@
                 <w:spacing w:val="10"/>
                 <w:sz w:val="20"/>
                 <w:szCs w:val="20"/>
-                <w:bdr w:val="none" w:color="auto" w:sz="0" w:space="0"/>
                 <w:shd w:val="clear" w:fill="FFFFFF"/>
               </w:rPr>
               <w:t>第十二步：颁发商业登记证（1</w:t>
@@ -4766,7 +4732,6 @@
                 <w:spacing w:val="10"/>
                 <w:sz w:val="20"/>
                 <w:szCs w:val="20"/>
-                <w:bdr w:val="none" w:color="auto" w:sz="0" w:space="0"/>
                 <w:shd w:val="clear" w:fill="FFFFFF"/>
               </w:rPr>
               <w:t>）</w:t>
@@ -5060,7 +5025,7 @@
         </w:tc>
         <w:tc>
           <w:tcPr>
-            <w:tcW w:w="1117" w:type="pct"/>
+            <w:tcW w:w="1088" w:type="pct"/>
             <w:vAlign w:val="center"/>
           </w:tcPr>
           <w:p>
@@ -5087,7 +5052,7 @@
         </w:tc>
         <w:tc>
           <w:tcPr>
-            <w:tcW w:w="433" w:type="pct"/>
+            <w:tcW w:w="511" w:type="pct"/>
             <w:vAlign w:val="center"/>
           </w:tcPr>
           <w:p>
@@ -5117,11 +5082,21 @@
               </w:rPr>
               <w:t>32</w:t>
             </w:r>
+            <w:r>
+              <w:rPr>
+                <w:rFonts w:hint="eastAsia" w:ascii="仿宋" w:hAnsi="仿宋" w:eastAsia="仿宋" w:cs="仿宋"/>
+                <w:bCs/>
+                <w:sz w:val="20"/>
+                <w:szCs w:val="20"/>
+                <w:lang w:val="en-US" w:eastAsia="zh-CN"/>
+              </w:rPr>
+              <w:t>个工作日</w:t>
+            </w:r>
           </w:p>
         </w:tc>
         <w:tc>
           <w:tcPr>
-            <w:tcW w:w="1827" w:type="pct"/>
+            <w:tcW w:w="1778" w:type="pct"/>
             <w:vAlign w:val="top"/>
           </w:tcPr>
           <w:p>
@@ -5159,7 +5134,6 @@
                 <w:spacing w:val="10"/>
                 <w:sz w:val="20"/>
                 <w:szCs w:val="20"/>
-                <w:bdr w:val="none" w:color="auto" w:sz="0" w:space="0"/>
                 <w:shd w:val="clear" w:fill="FFFFFF"/>
               </w:rPr>
               <w:t>第一步：根据企业需求提供选址方案，供企业线上筛选（3 个工作日）</w:t>
@@ -5200,7 +5174,6 @@
                 <w:spacing w:val="10"/>
                 <w:sz w:val="20"/>
                 <w:szCs w:val="20"/>
-                <w:bdr w:val="none" w:color="auto" w:sz="0" w:space="0"/>
                 <w:shd w:val="clear" w:fill="FFFFFF"/>
               </w:rPr>
               <w:t>第二步：根据企业时间安排陪同实地考察（2 个工作日）</w:t>
@@ -5241,7 +5214,6 @@
                 <w:spacing w:val="10"/>
                 <w:sz w:val="20"/>
                 <w:szCs w:val="20"/>
-                <w:bdr w:val="none" w:color="auto" w:sz="0" w:space="0"/>
                 <w:shd w:val="clear" w:fill="FFFFFF"/>
               </w:rPr>
               <w:t>第三步：针对意向写字楼协助企业与业主进行谈判，确认合同条款（5 个工作日）</w:t>
@@ -5282,7 +5254,6 @@
                 <w:spacing w:val="10"/>
                 <w:sz w:val="20"/>
                 <w:szCs w:val="20"/>
-                <w:bdr w:val="none" w:color="auto" w:sz="0" w:space="0"/>
                 <w:shd w:val="clear" w:fill="FFFFFF"/>
               </w:rPr>
               <w:t>第四步：收集双方资料并审核相关文件（3 个工作日）</w:t>
@@ -5323,7 +5294,6 @@
                 <w:spacing w:val="10"/>
                 <w:sz w:val="20"/>
                 <w:szCs w:val="20"/>
-                <w:bdr w:val="none" w:color="auto" w:sz="0" w:space="0"/>
                 <w:shd w:val="clear" w:fill="FFFFFF"/>
               </w:rPr>
               <w:t>第五步：开发商出具 MOU 租赁意向函，双方审核无异议后并签署 MOU（3 个工作日）</w:t>
@@ -5364,7 +5334,6 @@
                 <w:spacing w:val="10"/>
                 <w:sz w:val="20"/>
                 <w:szCs w:val="20"/>
-                <w:bdr w:val="none" w:color="auto" w:sz="0" w:space="0"/>
                 <w:shd w:val="clear" w:fill="FFFFFF"/>
               </w:rPr>
               <w:t>第六步：企业根据发票支付押金（3 个工作日）</w:t>
@@ -5405,7 +5374,6 @@
                 <w:spacing w:val="10"/>
                 <w:sz w:val="20"/>
                 <w:szCs w:val="20"/>
-                <w:bdr w:val="none" w:color="auto" w:sz="0" w:space="0"/>
                 <w:shd w:val="clear" w:fill="FFFFFF"/>
               </w:rPr>
               <w:t>第七步：注册印尼公司（如需）</w:t>
@@ -5446,7 +5414,6 @@
                 <w:spacing w:val="10"/>
                 <w:sz w:val="20"/>
                 <w:szCs w:val="20"/>
-                <w:bdr w:val="none" w:color="auto" w:sz="0" w:space="0"/>
                 <w:shd w:val="clear" w:fill="FFFFFF"/>
               </w:rPr>
               <w:t>第八步：开发商出具租赁合同，双方审核无异后签署租赁合同（5 个工作日）</w:t>
@@ -5487,7 +5454,6 @@
                 <w:spacing w:val="10"/>
                 <w:sz w:val="20"/>
                 <w:szCs w:val="20"/>
-                <w:bdr w:val="none" w:color="auto" w:sz="0" w:space="0"/>
                 <w:shd w:val="clear" w:fill="FFFFFF"/>
               </w:rPr>
               <w:t>第九步：企业支付租金、物业费等（3 个工作日）</w:t>
@@ -5525,7 +5491,6 @@
                 <w:spacing w:val="10"/>
                 <w:sz w:val="20"/>
                 <w:szCs w:val="20"/>
-                <w:bdr w:val="none" w:color="auto" w:sz="0" w:space="0"/>
                 <w:shd w:val="clear" w:fill="FFFFFF"/>
               </w:rPr>
               <w:t>第十步：写字楼交接（5个</w:t>
@@ -5539,7 +5504,6 @@
                 <w:spacing w:val="10"/>
                 <w:sz w:val="20"/>
                 <w:szCs w:val="20"/>
-                <w:bdr w:val="none" w:color="auto" w:sz="0" w:space="0"/>
                 <w:shd w:val="clear" w:fill="FFFFFF"/>
                 <w:lang w:val="en-US" w:eastAsia="zh-CN"/>
               </w:rPr>
@@ -5554,7 +5518,6 @@
                 <w:spacing w:val="10"/>
                 <w:sz w:val="20"/>
                 <w:szCs w:val="20"/>
-                <w:bdr w:val="none" w:color="auto" w:sz="0" w:space="0"/>
                 <w:shd w:val="clear" w:fill="FFFFFF"/>
               </w:rPr>
               <w:t>日）</w:t>
@@ -5699,7 +5662,7 @@
         </w:tc>
         <w:tc>
           <w:tcPr>
-            <w:tcW w:w="1117" w:type="pct"/>
+            <w:tcW w:w="1088" w:type="pct"/>
             <w:vAlign w:val="center"/>
           </w:tcPr>
           <w:p>
@@ -5755,7 +5718,7 @@
         </w:tc>
         <w:tc>
           <w:tcPr>
-            <w:tcW w:w="433" w:type="pct"/>
+            <w:tcW w:w="511" w:type="pct"/>
             <w:vAlign w:val="center"/>
           </w:tcPr>
           <w:p>
@@ -5781,17 +5744,18 @@
                 <w:szCs w:val="20"/>
                 <w:lang w:val="en-US" w:eastAsia="zh-CN"/>
               </w:rPr>
-              <w:t>4</w:t>
+              <w:t>4个工作日</w:t>
             </w:r>
           </w:p>
         </w:tc>
         <w:tc>
           <w:tcPr>
-            <w:tcW w:w="1827" w:type="pct"/>
+            <w:tcW w:w="1778" w:type="pct"/>
           </w:tcPr>
           <w:p>
             <w:pPr>
               <w:numPr>
+                <w:ilvl w:val="0"/>
                 <w:numId w:val="0"/>
               </w:numPr>
               <w:spacing w:after="0" w:line="240" w:lineRule="auto"/>
@@ -5831,6 +5795,7 @@
           <w:p>
             <w:pPr>
               <w:numPr>
+                <w:ilvl w:val="0"/>
                 <w:numId w:val="0"/>
               </w:numPr>
               <w:spacing w:after="0" w:line="240" w:lineRule="auto"/>
@@ -5927,6 +5892,7 @@
           <w:p>
             <w:pPr>
               <w:numPr>
+                <w:ilvl w:val="0"/>
                 <w:numId w:val="0"/>
               </w:numPr>
               <w:spacing w:after="0" w:line="240" w:lineRule="auto"/>
@@ -6023,6 +5989,7 @@
           <w:p>
             <w:pPr>
               <w:numPr>
+                <w:ilvl w:val="0"/>
                 <w:numId w:val="0"/>
               </w:numPr>
               <w:spacing w:after="0" w:line="240" w:lineRule="auto"/>
@@ -6210,7 +6177,7 @@
         </w:tc>
         <w:tc>
           <w:tcPr>
-            <w:tcW w:w="1117" w:type="pct"/>
+            <w:tcW w:w="1088" w:type="pct"/>
             <w:vAlign w:val="center"/>
           </w:tcPr>
           <w:p>
@@ -6240,7 +6207,7 @@
         </w:tc>
         <w:tc>
           <w:tcPr>
-            <w:tcW w:w="433" w:type="pct"/>
+            <w:tcW w:w="511" w:type="pct"/>
             <w:vAlign w:val="center"/>
           </w:tcPr>
           <w:p>
@@ -6266,13 +6233,13 @@
                 <w:szCs w:val="20"/>
                 <w:lang w:val="en-US" w:eastAsia="zh-CN"/>
               </w:rPr>
-              <w:t>29</w:t>
+              <w:t>29个工作日</w:t>
             </w:r>
           </w:p>
         </w:tc>
         <w:tc>
           <w:tcPr>
-            <w:tcW w:w="1827" w:type="pct"/>
+            <w:tcW w:w="1778" w:type="pct"/>
           </w:tcPr>
           <w:p>
             <w:pPr>
@@ -6309,7 +6276,6 @@
                 <w:spacing w:val="10"/>
                 <w:sz w:val="20"/>
                 <w:szCs w:val="20"/>
-                <w:bdr w:val="none" w:color="auto" w:sz="0" w:space="0"/>
                 <w:shd w:val="clear" w:fill="FFFFFF"/>
               </w:rPr>
               <w:t>第一步：收集资料</w:t>
@@ -6350,7 +6316,6 @@
                 <w:spacing w:val="10"/>
                 <w:sz w:val="20"/>
                 <w:szCs w:val="20"/>
-                <w:bdr w:val="none" w:color="auto" w:sz="0" w:space="0"/>
                 <w:shd w:val="clear" w:fill="FFFFFF"/>
               </w:rPr>
               <w:t>第二步：准备社保申请函（1 个工作日）</w:t>
@@ -6391,7 +6356,6 @@
                 <w:spacing w:val="10"/>
                 <w:sz w:val="20"/>
                 <w:szCs w:val="20"/>
-                <w:bdr w:val="none" w:color="auto" w:sz="0" w:space="0"/>
                 <w:shd w:val="clear" w:fill="FFFFFF"/>
               </w:rPr>
               <w:t>第三步：注册公司和员工的社保账户（1 个工作日）</w:t>
@@ -6432,7 +6396,6 @@
                 <w:spacing w:val="10"/>
                 <w:sz w:val="20"/>
                 <w:szCs w:val="20"/>
-                <w:bdr w:val="none" w:color="auto" w:sz="0" w:space="0"/>
                 <w:shd w:val="clear" w:fill="FFFFFF"/>
               </w:rPr>
               <w:t>第四步：社保局审核资料并批准（5 个工作日）</w:t>
@@ -6473,7 +6436,6 @@
                 <w:spacing w:val="10"/>
                 <w:sz w:val="20"/>
                 <w:szCs w:val="20"/>
-                <w:bdr w:val="none" w:color="auto" w:sz="0" w:space="0"/>
                 <w:shd w:val="clear" w:fill="FFFFFF"/>
               </w:rPr>
               <w:t>第五步：社保局发社保账单（1 个工作日）</w:t>
@@ -6514,7 +6476,6 @@
                 <w:spacing w:val="10"/>
                 <w:sz w:val="20"/>
                 <w:szCs w:val="20"/>
-                <w:bdr w:val="none" w:color="auto" w:sz="0" w:space="0"/>
                 <w:shd w:val="clear" w:fill="FFFFFF"/>
               </w:rPr>
               <w:t>第六步：支付社保账单费（5 个工作日）</w:t>
@@ -6555,7 +6516,6 @@
                 <w:spacing w:val="10"/>
                 <w:sz w:val="20"/>
                 <w:szCs w:val="20"/>
-                <w:bdr w:val="none" w:color="auto" w:sz="0" w:space="0"/>
                 <w:shd w:val="clear" w:fill="FFFFFF"/>
               </w:rPr>
               <w:t>第七步：完成注册公司和员工的社保账户（1 个工作日）</w:t>
@@ -6596,7 +6556,6 @@
                 <w:spacing w:val="10"/>
                 <w:sz w:val="20"/>
                 <w:szCs w:val="20"/>
-                <w:bdr w:val="none" w:color="auto" w:sz="0" w:space="0"/>
                 <w:shd w:val="clear" w:fill="FFFFFF"/>
               </w:rPr>
               <w:t>第八步：准备医保申请函（1 个工作日）</w:t>
@@ -6637,7 +6596,6 @@
                 <w:spacing w:val="10"/>
                 <w:sz w:val="20"/>
                 <w:szCs w:val="20"/>
-                <w:bdr w:val="none" w:color="auto" w:sz="0" w:space="0"/>
                 <w:shd w:val="clear" w:fill="FFFFFF"/>
               </w:rPr>
               <w:t>第九步：注册公司医保账户（1 个工作日）    </w:t>
@@ -6678,7 +6636,6 @@
                 <w:spacing w:val="10"/>
                 <w:sz w:val="20"/>
                 <w:szCs w:val="20"/>
-                <w:bdr w:val="none" w:color="auto" w:sz="0" w:space="0"/>
                 <w:shd w:val="clear" w:fill="FFFFFF"/>
               </w:rPr>
               <w:t>第十步：医保局审核资料并批准（5 个工作日）</w:t>
@@ -6719,7 +6676,6 @@
                 <w:spacing w:val="10"/>
                 <w:sz w:val="20"/>
                 <w:szCs w:val="20"/>
-                <w:bdr w:val="none" w:color="auto" w:sz="0" w:space="0"/>
                 <w:shd w:val="clear" w:fill="FFFFFF"/>
               </w:rPr>
               <w:t>第十一步：在医保系统登记员工的医保（1 个工作日）</w:t>
@@ -6760,7 +6716,6 @@
                 <w:spacing w:val="10"/>
                 <w:sz w:val="20"/>
                 <w:szCs w:val="20"/>
-                <w:bdr w:val="none" w:color="auto" w:sz="0" w:space="0"/>
                 <w:shd w:val="clear" w:fill="FFFFFF"/>
               </w:rPr>
               <w:t>第十二步：医保局发医保账单（1 个工作日）</w:t>
@@ -6801,7 +6756,6 @@
                 <w:spacing w:val="10"/>
                 <w:sz w:val="20"/>
                 <w:szCs w:val="20"/>
-                <w:bdr w:val="none" w:color="auto" w:sz="0" w:space="0"/>
                 <w:shd w:val="clear" w:fill="FFFFFF"/>
               </w:rPr>
               <w:t>第十三步：支付医保账单（5 个工作日）</w:t>
@@ -6840,7 +6794,6 @@
                 <w:spacing w:val="10"/>
                 <w:sz w:val="20"/>
                 <w:szCs w:val="20"/>
-                <w:bdr w:val="none" w:color="auto" w:sz="0" w:space="0"/>
                 <w:shd w:val="clear" w:fill="FFFFFF"/>
               </w:rPr>
               <w:t>第十四步：完成注册公司医保账户（1 个工作日）</w:t>
@@ -6930,7 +6883,7 @@
         </w:tc>
         <w:tc>
           <w:tcPr>
-            <w:tcW w:w="1117" w:type="pct"/>
+            <w:tcW w:w="1088" w:type="pct"/>
             <w:vAlign w:val="center"/>
           </w:tcPr>
           <w:p>
@@ -6957,7 +6910,7 @@
         </w:tc>
         <w:tc>
           <w:tcPr>
-            <w:tcW w:w="433" w:type="pct"/>
+            <w:tcW w:w="511" w:type="pct"/>
             <w:vAlign w:val="center"/>
           </w:tcPr>
           <w:p>
@@ -6986,13 +6939,13 @@
                 <w:szCs w:val="20"/>
                 <w:lang w:val="en-US" w:eastAsia="zh-CN"/>
               </w:rPr>
-              <w:t>68</w:t>
+              <w:t>68个工作日</w:t>
             </w:r>
           </w:p>
         </w:tc>
         <w:tc>
           <w:tcPr>
-            <w:tcW w:w="1827" w:type="pct"/>
+            <w:tcW w:w="1778" w:type="pct"/>
           </w:tcPr>
           <w:p>
             <w:pPr>
@@ -7029,7 +6982,6 @@
                 <w:spacing w:val="10"/>
                 <w:sz w:val="20"/>
                 <w:szCs w:val="20"/>
-                <w:bdr w:val="none" w:color="auto" w:sz="0" w:space="0"/>
                 <w:shd w:val="clear" w:fill="FFFFFF"/>
               </w:rPr>
               <w:t>第一步：收集资料</w:t>
@@ -7070,7 +7022,6 @@
                 <w:spacing w:val="10"/>
                 <w:sz w:val="20"/>
                 <w:szCs w:val="20"/>
-                <w:bdr w:val="none" w:color="auto" w:sz="0" w:space="0"/>
                 <w:shd w:val="clear" w:fill="FFFFFF"/>
               </w:rPr>
               <w:t>第二步：颁发劳工部登记（2 个工作日）</w:t>
@@ -7111,7 +7062,6 @@
                 <w:spacing w:val="10"/>
                 <w:sz w:val="20"/>
                 <w:szCs w:val="20"/>
-                <w:bdr w:val="none" w:color="auto" w:sz="0" w:space="0"/>
                 <w:shd w:val="clear" w:fill="FFFFFF"/>
               </w:rPr>
               <w:t>第三步：颁发聘用外劳计划书（15 个工作日）</w:t>
@@ -7152,7 +7102,6 @@
                 <w:spacing w:val="10"/>
                 <w:sz w:val="20"/>
                 <w:szCs w:val="20"/>
-                <w:bdr w:val="none" w:color="auto" w:sz="0" w:space="0"/>
                 <w:shd w:val="clear" w:fill="FFFFFF"/>
               </w:rPr>
               <w:t>第四步：美金支付通知单（10 个工作日）</w:t>
@@ -7193,7 +7142,6 @@
                 <w:spacing w:val="10"/>
                 <w:sz w:val="20"/>
                 <w:szCs w:val="20"/>
-                <w:bdr w:val="none" w:color="auto" w:sz="0" w:space="0"/>
                 <w:shd w:val="clear" w:fill="FFFFFF"/>
               </w:rPr>
               <w:t>第五步：到银行支付美金（1 个工作日）</w:t>
@@ -7234,7 +7182,6 @@
                 <w:spacing w:val="10"/>
                 <w:sz w:val="20"/>
                 <w:szCs w:val="20"/>
-                <w:bdr w:val="none" w:color="auto" w:sz="0" w:space="0"/>
                 <w:shd w:val="clear" w:fill="FFFFFF"/>
               </w:rPr>
               <w:t>第六步：颁发聘用外劳许可通知书（1 个工作日）</w:t>
@@ -7275,7 +7222,6 @@
                 <w:spacing w:val="10"/>
                 <w:sz w:val="20"/>
                 <w:szCs w:val="20"/>
-                <w:bdr w:val="none" w:color="auto" w:sz="0" w:space="0"/>
                 <w:shd w:val="clear" w:fill="FFFFFF"/>
               </w:rPr>
               <w:t>第七步：颁发电子签证（10 个工作日）</w:t>
@@ -7316,7 +7262,6 @@
                 <w:spacing w:val="10"/>
                 <w:sz w:val="20"/>
                 <w:szCs w:val="20"/>
-                <w:bdr w:val="none" w:color="auto" w:sz="0" w:space="0"/>
                 <w:shd w:val="clear" w:fill="FFFFFF"/>
               </w:rPr>
               <w:t>第八步：颁发暂住许可证（2 个工作日）</w:t>
@@ -7357,7 +7302,6 @@
                 <w:spacing w:val="10"/>
                 <w:sz w:val="20"/>
                 <w:szCs w:val="20"/>
-                <w:bdr w:val="none" w:color="auto" w:sz="0" w:space="0"/>
                 <w:shd w:val="clear" w:fill="FFFFFF"/>
               </w:rPr>
               <w:t>第九步：颁发警察局报告（7 个工作日）</w:t>
@@ -7396,7 +7340,6 @@
                 <w:spacing w:val="10"/>
                 <w:sz w:val="20"/>
                 <w:szCs w:val="20"/>
-                <w:bdr w:val="none" w:color="auto" w:sz="0" w:space="0"/>
                 <w:shd w:val="clear" w:fill="FFFFFF"/>
               </w:rPr>
               <w:t>第十步：颁发住所证明（20 个工作日）</w:t>
@@ -7645,7 +7588,7 @@
         </w:tc>
         <w:tc>
           <w:tcPr>
-            <w:tcW w:w="1117" w:type="pct"/>
+            <w:tcW w:w="1088" w:type="pct"/>
             <w:vAlign w:val="center"/>
           </w:tcPr>
           <w:p>
@@ -7673,7 +7616,7 @@
         </w:tc>
         <w:tc>
           <w:tcPr>
-            <w:tcW w:w="433" w:type="pct"/>
+            <w:tcW w:w="511" w:type="pct"/>
             <w:vAlign w:val="center"/>
           </w:tcPr>
           <w:p>
@@ -7699,13 +7642,13 @@
                 <w:szCs w:val="20"/>
                 <w:lang w:val="en-US" w:eastAsia="zh-CN"/>
               </w:rPr>
-              <w:t>5</w:t>
+              <w:t>5个工作日</w:t>
             </w:r>
           </w:p>
         </w:tc>
         <w:tc>
           <w:tcPr>
-            <w:tcW w:w="1827" w:type="pct"/>
+            <w:tcW w:w="1778" w:type="pct"/>
           </w:tcPr>
           <w:p>
             <w:pPr>
@@ -8004,7 +7947,7 @@
         </w:tc>
         <w:tc>
           <w:tcPr>
-            <w:tcW w:w="1117" w:type="pct"/>
+            <w:tcW w:w="1088" w:type="pct"/>
             <w:vAlign w:val="center"/>
           </w:tcPr>
           <w:p>
@@ -8034,7 +7977,7 @@
         </w:tc>
         <w:tc>
           <w:tcPr>
-            <w:tcW w:w="433" w:type="pct"/>
+            <w:tcW w:w="511" w:type="pct"/>
             <w:vAlign w:val="center"/>
           </w:tcPr>
           <w:p>
@@ -8060,13 +8003,13 @@
                 <w:szCs w:val="20"/>
                 <w:lang w:val="en-US" w:eastAsia="zh-CN"/>
               </w:rPr>
-              <w:t>10</w:t>
+              <w:t>10个工作日</w:t>
             </w:r>
           </w:p>
         </w:tc>
         <w:tc>
           <w:tcPr>
-            <w:tcW w:w="1827" w:type="pct"/>
+            <w:tcW w:w="1778" w:type="pct"/>
           </w:tcPr>
           <w:p>
             <w:pPr>
@@ -8103,7 +8046,6 @@
                 <w:spacing w:val="10"/>
                 <w:sz w:val="20"/>
                 <w:szCs w:val="20"/>
-                <w:bdr w:val="none" w:color="auto" w:sz="0" w:space="0"/>
                 <w:shd w:val="clear" w:fill="FFFFFF"/>
               </w:rPr>
               <w:t>第一步：收集资料</w:t>
@@ -8144,7 +8086,6 @@
                 <w:spacing w:val="10"/>
                 <w:sz w:val="20"/>
                 <w:szCs w:val="20"/>
-                <w:bdr w:val="none" w:color="auto" w:sz="0" w:space="0"/>
                 <w:shd w:val="clear" w:fill="FFFFFF"/>
               </w:rPr>
               <w:t>第二步：向银行申请开户（1 个工作日）</w:t>
@@ -8185,7 +8126,6 @@
                 <w:spacing w:val="10"/>
                 <w:sz w:val="20"/>
                 <w:szCs w:val="20"/>
-                <w:bdr w:val="none" w:color="auto" w:sz="0" w:space="0"/>
                 <w:shd w:val="clear" w:fill="FFFFFF"/>
               </w:rPr>
               <w:t>第三步：银行审核资料（5 个工作日）</w:t>
@@ -8226,7 +8166,6 @@
                 <w:spacing w:val="10"/>
                 <w:sz w:val="20"/>
                 <w:szCs w:val="20"/>
-                <w:bdr w:val="none" w:color="auto" w:sz="0" w:space="0"/>
                 <w:shd w:val="clear" w:fill="FFFFFF"/>
               </w:rPr>
               <w:t>第四步：与银行预约时间进行面签（1 个工作日）</w:t>
@@ -8267,7 +8206,6 @@
                 <w:spacing w:val="10"/>
                 <w:sz w:val="20"/>
                 <w:szCs w:val="20"/>
-                <w:bdr w:val="none" w:color="auto" w:sz="0" w:space="0"/>
                 <w:shd w:val="clear" w:fill="FFFFFF"/>
               </w:rPr>
               <w:t>第五步：进行面签（1 个工作日）</w:t>
@@ -8308,7 +8246,6 @@
                 <w:spacing w:val="10"/>
                 <w:sz w:val="20"/>
                 <w:szCs w:val="20"/>
-                <w:bdr w:val="none" w:color="auto" w:sz="0" w:space="0"/>
                 <w:shd w:val="clear" w:fill="FFFFFF"/>
               </w:rPr>
               <w:t>第六步：获得银行账号并完成初次存款（1 个工作日）</w:t>
@@ -8347,7 +8284,6 @@
                 <w:spacing w:val="10"/>
                 <w:sz w:val="20"/>
                 <w:szCs w:val="20"/>
-                <w:bdr w:val="none" w:color="auto" w:sz="0" w:space="0"/>
                 <w:shd w:val="clear" w:fill="FFFFFF"/>
               </w:rPr>
               <w:t>第七步：获得银行密码器/U盾（1 个工作日）</w:t>
@@ -8439,7 +8375,7 @@
         </w:tc>
         <w:tc>
           <w:tcPr>
-            <w:tcW w:w="1117" w:type="pct"/>
+            <w:tcW w:w="1088" w:type="pct"/>
             <w:vAlign w:val="center"/>
           </w:tcPr>
           <w:p>
@@ -8469,7 +8405,7 @@
         </w:tc>
         <w:tc>
           <w:tcPr>
-            <w:tcW w:w="433" w:type="pct"/>
+            <w:tcW w:w="511" w:type="pct"/>
             <w:vAlign w:val="center"/>
           </w:tcPr>
           <w:p>
@@ -8501,13 +8437,13 @@
                 <w:szCs w:val="20"/>
                 <w:lang w:val="en-US" w:eastAsia="zh-CN"/>
               </w:rPr>
-              <w:t>43</w:t>
+              <w:t>43个工作日</w:t>
             </w:r>
           </w:p>
         </w:tc>
         <w:tc>
           <w:tcPr>
-            <w:tcW w:w="1827" w:type="pct"/>
+            <w:tcW w:w="1778" w:type="pct"/>
           </w:tcPr>
           <w:p>
             <w:pPr>
@@ -8544,7 +8480,6 @@
                 <w:spacing w:val="10"/>
                 <w:sz w:val="20"/>
                 <w:szCs w:val="20"/>
-                <w:bdr w:val="none" w:color="auto" w:sz="0" w:space="0"/>
                 <w:shd w:val="clear" w:fill="FFFFFF"/>
               </w:rPr>
               <w:t>第一步：收集资料</w:t>
@@ -8585,7 +8520,6 @@
                 <w:spacing w:val="10"/>
                 <w:sz w:val="20"/>
                 <w:szCs w:val="20"/>
-                <w:bdr w:val="none" w:color="auto" w:sz="0" w:space="0"/>
                 <w:shd w:val="clear" w:fill="FFFFFF"/>
               </w:rPr>
               <w:t>第二步：向税务局提交变更纳税信息申请表 （1 个工作日）</w:t>
@@ -8626,7 +8560,6 @@
                 <w:spacing w:val="10"/>
                 <w:sz w:val="20"/>
                 <w:szCs w:val="20"/>
-                <w:bdr w:val="none" w:color="auto" w:sz="0" w:space="0"/>
                 <w:shd w:val="clear" w:fill="FFFFFF"/>
               </w:rPr>
               <w:t>第三步：向税务局提交一般纳税人资格申请表（1 个工作日）</w:t>
@@ -8667,7 +8600,6 @@
                 <w:spacing w:val="10"/>
                 <w:sz w:val="20"/>
                 <w:szCs w:val="20"/>
-                <w:bdr w:val="none" w:color="auto" w:sz="0" w:space="0"/>
                 <w:shd w:val="clear" w:fill="FFFFFF"/>
               </w:rPr>
               <w:t>第四步：等待税务局安排稽查时间，并出具一般纳税人资格证（如需 ）（10 个工作日）</w:t>
@@ -8708,7 +8640,6 @@
                 <w:spacing w:val="10"/>
                 <w:sz w:val="20"/>
                 <w:szCs w:val="20"/>
-                <w:bdr w:val="none" w:color="auto" w:sz="0" w:space="0"/>
                 <w:shd w:val="clear" w:fill="FFFFFF"/>
               </w:rPr>
               <w:t>第五步：税务局进行现场检查（如需）（30 个工作日）</w:t>
@@ -8747,7 +8678,6 @@
                 <w:spacing w:val="10"/>
                 <w:sz w:val="20"/>
                 <w:szCs w:val="20"/>
-                <w:bdr w:val="none" w:color="auto" w:sz="0" w:space="0"/>
                 <w:shd w:val="clear" w:fill="FFFFFF"/>
               </w:rPr>
               <w:t>第六步：等待税务局实地核查结果（如进行稽查），以决定申请是否通过（1 个工作日）</w:t>
@@ -8849,7 +8779,39 @@
             </w14:solidFill>
           </w14:textFill>
         </w:rPr>
-        <w:t>4.所需材料清单</w:t>
+        <w:t>4.所需</w:t>
+      </w:r>
+      <w:r>
+        <w:rPr>
+          <w:rFonts w:hint="eastAsia" w:ascii="仿宋" w:hAnsi="仿宋" w:eastAsia="仿宋" w:cs="仿宋"/>
+          <w:b/>
+          <w:color w:val="000000" w:themeColor="text1"/>
+          <w:sz w:val="28"/>
+          <w:szCs w:val="28"/>
+          <w:lang w:val="en-US" w:eastAsia="zh-CN"/>
+          <w14:textFill>
+            <w14:solidFill>
+              <w14:schemeClr w14:val="tx1"/>
+            </w14:solidFill>
+          </w14:textFill>
+        </w:rPr>
+        <w:t>资料及信息</w:t>
+      </w:r>
+      <w:r>
+        <w:rPr>
+          <w:rFonts w:hint="eastAsia" w:ascii="仿宋" w:hAnsi="仿宋" w:eastAsia="仿宋" w:cs="仿宋"/>
+          <w:b/>
+          <w:color w:val="000000" w:themeColor="text1"/>
+          <w:sz w:val="28"/>
+          <w:szCs w:val="28"/>
+          <w:lang w:val="en-US"/>
+          <w14:textFill>
+            <w14:solidFill>
+              <w14:schemeClr w14:val="tx1"/>
+            </w14:solidFill>
+          </w14:textFill>
+        </w:rPr>
+        <w:t>清单</w:t>
       </w:r>
     </w:p>
     <w:tbl>
@@ -8921,11 +8883,11 @@
               <w:spacing w:after="0" w:line="240" w:lineRule="auto"/>
               <w:jc w:val="center"/>
               <w:rPr>
-                <w:rFonts w:hint="eastAsia" w:ascii="仿宋" w:hAnsi="仿宋" w:eastAsia="仿宋" w:cs="仿宋"/>
+                <w:rFonts w:hint="default" w:ascii="仿宋" w:hAnsi="仿宋" w:eastAsia="仿宋" w:cs="仿宋"/>
                 <w:b/>
                 <w:sz w:val="20"/>
                 <w:szCs w:val="20"/>
-                <w:lang w:val="en-US"/>
+                <w:lang w:val="en-US" w:eastAsia="zh-CN"/>
               </w:rPr>
             </w:pPr>
             <w:r>
@@ -8934,9 +8896,9 @@
                 <w:b/>
                 <w:sz w:val="20"/>
                 <w:szCs w:val="20"/>
-                <w:lang w:val="en-US"/>
-              </w:rPr>
-              <w:t>项目</w:t>
+                <w:lang w:val="en-US" w:eastAsia="zh-CN"/>
+              </w:rPr>
+              <w:t>服务内容</w:t>
             </w:r>
           </w:p>
         </w:tc>
@@ -8979,7 +8941,23 @@
                   </w14:solidFill>
                 </w14:textFill>
               </w:rPr>
-              <w:t>所需材料</w:t>
+              <w:t>所需</w:t>
+            </w:r>
+            <w:r>
+              <w:rPr>
+                <w:rFonts w:hint="eastAsia" w:ascii="仿宋" w:hAnsi="仿宋" w:eastAsia="仿宋" w:cs="仿宋"/>
+                <w:b/>
+                <w:color w:val="000000" w:themeColor="text1"/>
+                <w:sz w:val="20"/>
+                <w:szCs w:val="20"/>
+                <w:lang w:val="en-US" w:eastAsia="zh-CN"/>
+                <w14:textFill>
+                  <w14:solidFill>
+                    <w14:schemeClr w14:val="tx1"/>
+                  </w14:solidFill>
+                </w14:textFill>
+              </w:rPr>
+              <w:t>资料及信息</w:t>
             </w:r>
           </w:p>
         </w:tc>
@@ -13589,7 +13567,7 @@
           <w:szCs w:val="20"/>
           <w:lang w:val="en-US"/>
         </w:rPr>
-        <w:t>客户必须提供办理服务所需材料，如因材料不足或材料提供不及时耽误了办理进度，所产生的额外费用则由客户承担。</w:t>
+        <w:t>以上办理时间为收集齐所需资料及信息开始的官方办理时间，法定节假日及办证政府机构休息日不算入办理时间。</w:t>
       </w:r>
     </w:p>
     <w:p>
@@ -13615,7 +13593,137 @@
           <w:szCs w:val="20"/>
           <w:lang w:val="en-US"/>
         </w:rPr>
-        <w:t>所有款项汇到山海图指定的银行账户，银行账户信息如下 :</w:t>
+        <w:t>甲方必须提供办理服务所需资料及信息，如因资料及信息不足或提供不及时耽误了办理进度，则所产生的额外费用由甲方承担。</w:t>
+      </w:r>
+    </w:p>
+    <w:p>
+      <w:pPr>
+        <w:numPr>
+          <w:ilvl w:val="0"/>
+          <w:numId w:val="3"/>
+        </w:numPr>
+        <w:spacing w:after="0" w:line="240" w:lineRule="auto"/>
+        <w:rPr>
+          <w:rFonts w:hint="eastAsia" w:ascii="仿宋" w:hAnsi="仿宋" w:eastAsia="仿宋" w:cs="仿宋"/>
+          <w:color w:val="000000"/>
+          <w:sz w:val="20"/>
+          <w:szCs w:val="20"/>
+          <w:lang w:val="en-US"/>
+        </w:rPr>
+      </w:pPr>
+      <w:r>
+        <w:rPr>
+          <w:rFonts w:hint="eastAsia" w:ascii="仿宋" w:hAnsi="仿宋" w:eastAsia="仿宋" w:cs="仿宋"/>
+          <w:color w:val="000000"/>
+          <w:sz w:val="20"/>
+          <w:szCs w:val="20"/>
+          <w:lang w:val="en-US"/>
+        </w:rPr>
+        <w:t>以上服务价格和办理时间按照甲方提供的信息及资料进行评估，如发生变化，则根据最新信息及资料进行价格和时间调整。</w:t>
+      </w:r>
+    </w:p>
+    <w:p>
+      <w:pPr>
+        <w:numPr>
+          <w:ilvl w:val="0"/>
+          <w:numId w:val="3"/>
+        </w:numPr>
+        <w:spacing w:after="0" w:line="240" w:lineRule="auto"/>
+        <w:rPr>
+          <w:rFonts w:hint="eastAsia" w:ascii="仿宋" w:hAnsi="仿宋" w:eastAsia="仿宋" w:cs="仿宋"/>
+          <w:color w:val="000000"/>
+          <w:sz w:val="20"/>
+          <w:szCs w:val="20"/>
+          <w:lang w:val="en-US"/>
+        </w:rPr>
+      </w:pPr>
+      <w:r>
+        <w:rPr>
+          <w:rFonts w:hint="eastAsia" w:ascii="仿宋" w:hAnsi="仿宋" w:eastAsia="仿宋" w:cs="仿宋"/>
+          <w:color w:val="000000"/>
+          <w:sz w:val="20"/>
+          <w:szCs w:val="20"/>
+          <w:lang w:val="en-US"/>
+        </w:rPr>
+        <w:t>未列入本报价单或不属于本报价单服务范围内的服务，将另行报价。</w:t>
+      </w:r>
+    </w:p>
+    <w:p>
+      <w:pPr>
+        <w:numPr>
+          <w:ilvl w:val="0"/>
+          <w:numId w:val="3"/>
+        </w:numPr>
+        <w:spacing w:after="0" w:line="240" w:lineRule="auto"/>
+        <w:rPr>
+          <w:rFonts w:hint="eastAsia" w:ascii="仿宋" w:hAnsi="仿宋" w:eastAsia="仿宋" w:cs="仿宋"/>
+          <w:color w:val="000000"/>
+          <w:sz w:val="20"/>
+          <w:szCs w:val="20"/>
+          <w:lang w:val="en-US"/>
+        </w:rPr>
+      </w:pPr>
+      <w:r>
+        <w:rPr>
+          <w:rFonts w:hint="eastAsia" w:ascii="仿宋" w:hAnsi="仿宋" w:eastAsia="仿宋" w:cs="仿宋"/>
+          <w:color w:val="000000"/>
+          <w:sz w:val="20"/>
+          <w:szCs w:val="20"/>
+          <w:lang w:val="en-US"/>
+        </w:rPr>
+        <w:t>本报价单中所列“（如需）”服务，须在办理过程中根据甲方实际需求及情况重新评估，最终服务价格、数量及办理时间以评估结果为准。</w:t>
+      </w:r>
+    </w:p>
+    <w:p>
+      <w:pPr>
+        <w:numPr>
+          <w:ilvl w:val="0"/>
+          <w:numId w:val="3"/>
+        </w:numPr>
+        <w:spacing w:after="0" w:line="240" w:lineRule="auto"/>
+        <w:rPr>
+          <w:rFonts w:hint="eastAsia" w:ascii="仿宋" w:hAnsi="仿宋" w:eastAsia="仿宋" w:cs="仿宋"/>
+          <w:color w:val="000000"/>
+          <w:sz w:val="20"/>
+          <w:szCs w:val="20"/>
+          <w:lang w:val="en-US"/>
+        </w:rPr>
+      </w:pPr>
+      <w:r>
+        <w:rPr>
+          <w:rFonts w:hint="eastAsia" w:ascii="仿宋" w:hAnsi="仿宋" w:eastAsia="仿宋" w:cs="仿宋"/>
+          <w:color w:val="000000"/>
+          <w:sz w:val="20"/>
+          <w:szCs w:val="20"/>
+          <w:lang w:val="en-US"/>
+        </w:rPr>
+        <w:t>如果印尼法规发生变化，乙方有权调整价格及办理时间。</w:t>
+      </w:r>
+    </w:p>
+    <w:p>
+      <w:pPr>
+        <w:numPr>
+          <w:ilvl w:val="0"/>
+          <w:numId w:val="3"/>
+        </w:numPr>
+        <w:spacing w:after="0" w:line="240" w:lineRule="auto"/>
+        <w:rPr>
+          <w:rFonts w:hint="eastAsia" w:ascii="仿宋" w:hAnsi="仿宋" w:eastAsia="仿宋" w:cs="仿宋"/>
+          <w:color w:val="000000"/>
+          <w:sz w:val="20"/>
+          <w:szCs w:val="20"/>
+          <w:lang w:val="en-US"/>
+        </w:rPr>
+      </w:pPr>
+      <w:r>
+        <w:rPr>
+          <w:rFonts w:hint="eastAsia" w:ascii="仿宋" w:hAnsi="仿宋" w:eastAsia="仿宋" w:cs="仿宋"/>
+          <w:color w:val="000000"/>
+          <w:sz w:val="20"/>
+          <w:szCs w:val="20"/>
+          <w:lang w:val="en-US"/>
+        </w:rPr>
+        <w:t>所有款项汇到指定的银行账户，银行账户信息如下 :</w:t>
       </w:r>
     </w:p>
     <w:p>
@@ -13732,9 +13840,41 @@
           <w:color w:val="000000"/>
           <w:sz w:val="20"/>
           <w:szCs w:val="20"/>
+          <w:lang w:val="en-US" w:eastAsia="zh-CN"/>
+        </w:rPr>
+        <w:t>本公司</w:t>
+      </w:r>
+      <w:r>
+        <w:rPr>
+          <w:rFonts w:hint="eastAsia" w:ascii="仿宋" w:hAnsi="仿宋" w:eastAsia="仿宋" w:cs="仿宋"/>
+          <w:color w:val="000000"/>
+          <w:sz w:val="20"/>
+          <w:szCs w:val="20"/>
           <w:lang w:val="en-US"/>
         </w:rPr>
-        <w:t>山海图应对客户提供的纸板或电子版的证件、资料负有妥善保管和保密义务，不得将上述秘密泄露给任何第三方或用于其他用途。</w:t>
+        <w:t>对客户提供的</w:t>
+      </w:r>
+      <w:r>
+        <w:rPr>
+          <w:rFonts w:hint="eastAsia" w:ascii="仿宋" w:hAnsi="仿宋" w:eastAsia="仿宋" w:cs="仿宋"/>
+          <w:color w:val="000000"/>
+          <w:sz w:val="20"/>
+          <w:szCs w:val="20"/>
+          <w:lang w:val="en-US" w:eastAsia="zh-CN"/>
+        </w:rPr>
+        <w:t>纸质</w:t>
+      </w:r>
+      <w:bookmarkStart w:id="0" w:name="_GoBack"/>
+      <w:bookmarkEnd w:id="0"/>
+      <w:r>
+        <w:rPr>
+          <w:rFonts w:hint="eastAsia" w:ascii="仿宋" w:hAnsi="仿宋" w:eastAsia="仿宋" w:cs="仿宋"/>
+          <w:color w:val="000000"/>
+          <w:sz w:val="20"/>
+          <w:szCs w:val="20"/>
+          <w:lang w:val="en-US"/>
+        </w:rPr>
+        <w:t>或电子版的证件、资料负有妥善保管和保密义务，不得将上述秘密泄露给任何第三方或用于其他用途。</w:t>
       </w:r>
     </w:p>
     <w:p>

--- a/quotation-generator/assets/报价单模板-中国公司.docx
+++ b/quotation-generator/assets/报价单模板-中国公司.docx
@@ -14302,67 +14302,6 @@
     </w:pPr>
     <w:r>
       <w:rPr>
-        <w:color w:val="0039C2"/>
-        <w:sz w:val="40"/>
-        <w:szCs w:val="40"/>
-        <w:lang w:eastAsia="zh-CN"/>
-      </w:rPr>
-      <w:drawing>
-        <wp:anchor distT="0" distB="0" distL="114300" distR="114300" simplePos="0" relativeHeight="251659264" behindDoc="1" locked="0" layoutInCell="1" allowOverlap="1">
-          <wp:simplePos x="0" y="0"/>
-          <wp:positionH relativeFrom="column">
-            <wp:posOffset>19685</wp:posOffset>
-          </wp:positionH>
-          <wp:positionV relativeFrom="paragraph">
-            <wp:posOffset>-31115</wp:posOffset>
-          </wp:positionV>
-          <wp:extent cx="681990" cy="791845"/>
-          <wp:effectExtent l="0" t="0" r="54610" b="46355"/>
-          <wp:wrapThrough wrapText="bothSides">
-            <wp:wrapPolygon>
-              <wp:start x="0" y="0"/>
-              <wp:lineTo x="0" y="20786"/>
-              <wp:lineTo x="20916" y="20786"/>
-              <wp:lineTo x="20916" y="0"/>
-              <wp:lineTo x="0" y="0"/>
-            </wp:wrapPolygon>
-          </wp:wrapThrough>
-          <wp:docPr id="6" name="Picture 6" descr="Logo Baru SHM 2021"/>
-          <wp:cNvGraphicFramePr>
-            <a:graphicFrameLocks xmlns:a="http://schemas.openxmlformats.org/drawingml/2006/main" noChangeAspect="1"/>
-          </wp:cNvGraphicFramePr>
-          <a:graphic xmlns:a="http://schemas.openxmlformats.org/drawingml/2006/main">
-            <a:graphicData uri="http://schemas.openxmlformats.org/drawingml/2006/picture">
-              <pic:pic xmlns:pic="http://schemas.openxmlformats.org/drawingml/2006/picture">
-                <pic:nvPicPr>
-                  <pic:cNvPr id="6" name="Picture 6" descr="Logo Baru SHM 2021"/>
-                  <pic:cNvPicPr>
-                    <a:picLocks noChangeAspect="1"/>
-                  </pic:cNvPicPr>
-                </pic:nvPicPr>
-                <pic:blipFill>
-                  <a:blip r:embed="rId1"/>
-                  <a:stretch>
-                    <a:fillRect/>
-                  </a:stretch>
-                </pic:blipFill>
-                <pic:spPr>
-                  <a:xfrm>
-                    <a:off x="0" y="0"/>
-                    <a:ext cx="681990" cy="791845"/>
-                  </a:xfrm>
-                  <a:prstGeom prst="rect">
-                    <a:avLst/>
-                  </a:prstGeom>
-                </pic:spPr>
-              </pic:pic>
-            </a:graphicData>
-          </a:graphic>
-        </wp:anchor>
-      </w:drawing>
-    </w:r>
-    <w:r>
-      <w:rPr>
         <w:rFonts w:hint="eastAsia" w:ascii="微软雅黑" w:hAnsi="微软雅黑" w:eastAsia="微软雅黑" w:cs="Microsoft JhengHei"/>
         <w:b/>
         <w:bCs/>
@@ -14510,6 +14449,67 @@
         <w:lang w:val="de-DE" w:eastAsia="zh-CN"/>
       </w:rPr>
     </w:pPr>
+    <w:r>
+      <w:rPr>
+        <w:rFonts w:hint="eastAsia" w:ascii="Arial" w:hAnsi="Arial" w:cs="Arial" w:eastAsiaTheme="minorEastAsia"/>
+        <w:b/>
+        <w:bCs/>
+        <w:lang w:eastAsia="zh-CN"/>
+      </w:rPr>
+      <w:drawing>
+        <wp:anchor distT="0" distB="0" distL="114300" distR="114300" simplePos="0" relativeHeight="251659264" behindDoc="1" locked="0" layoutInCell="1" allowOverlap="1">
+          <wp:simplePos x="0" y="0"/>
+          <wp:positionH relativeFrom="column">
+            <wp:posOffset>19685</wp:posOffset>
+          </wp:positionH>
+          <wp:positionV relativeFrom="paragraph">
+            <wp:posOffset>-880110</wp:posOffset>
+          </wp:positionV>
+          <wp:extent cx="681990" cy="791845"/>
+          <wp:effectExtent l="0" t="0" r="54610" b="46355"/>
+          <wp:wrapThrough wrapText="bothSides">
+            <wp:wrapPolygon>
+              <wp:start x="0" y="0"/>
+              <wp:lineTo x="0" y="20786"/>
+              <wp:lineTo x="20916" y="20786"/>
+              <wp:lineTo x="20916" y="0"/>
+              <wp:lineTo x="0" y="0"/>
+            </wp:wrapPolygon>
+          </wp:wrapThrough>
+          <wp:docPr id="6" name="Picture 6" descr="Logo Baru SHM 2021"/>
+          <wp:cNvGraphicFramePr>
+            <a:graphicFrameLocks xmlns:a="http://schemas.openxmlformats.org/drawingml/2006/main" noChangeAspect="1"/>
+          </wp:cNvGraphicFramePr>
+          <a:graphic xmlns:a="http://schemas.openxmlformats.org/drawingml/2006/main">
+            <a:graphicData uri="http://schemas.openxmlformats.org/drawingml/2006/picture">
+              <pic:pic xmlns:pic="http://schemas.openxmlformats.org/drawingml/2006/picture">
+                <pic:nvPicPr>
+                  <pic:cNvPr id="6" name="Picture 6" descr="Logo Baru SHM 2021"/>
+                  <pic:cNvPicPr>
+                    <a:picLocks noChangeAspect="1"/>
+                  </pic:cNvPicPr>
+                </pic:nvPicPr>
+                <pic:blipFill>
+                  <a:blip r:embed="rId1"/>
+                  <a:stretch>
+                    <a:fillRect/>
+                  </a:stretch>
+                </pic:blipFill>
+                <pic:spPr>
+                  <a:xfrm>
+                    <a:off x="0" y="0"/>
+                    <a:ext cx="681990" cy="791845"/>
+                  </a:xfrm>
+                  <a:prstGeom prst="rect">
+                    <a:avLst/>
+                  </a:prstGeom>
+                </pic:spPr>
+              </pic:pic>
+            </a:graphicData>
+          </a:graphic>
+        </wp:anchor>
+      </w:drawing>
+    </w:r>
     <w:r>
       <w:rPr>
         <w:rFonts w:hint="eastAsia" w:ascii="Arial" w:hAnsi="Arial" w:cs="Arial" w:eastAsiaTheme="minorEastAsia"/>

--- a/quotation-generator/assets/报价单模板-中国公司.docx
+++ b/quotation-generator/assets/报价单模板-中国公司.docx
@@ -14096,162 +14096,41 @@
   <w:p>
     <w:pPr>
       <w:pStyle w:val="4"/>
+      <w:spacing w:after="180"/>
+      <w:ind w:left="3228"/>
     </w:pPr>
     <w:r>
-      <w:rPr>
-        <w:sz w:val="22"/>
-      </w:rPr>
-      <mc:AlternateContent>
-        <mc:Choice Requires="wps">
-          <w:drawing>
-            <wp:anchor distT="0" distB="0" distL="114300" distR="114300" simplePos="0" relativeHeight="251661312" behindDoc="0" locked="0" layoutInCell="1" allowOverlap="1">
-              <wp:simplePos x="0" y="0"/>
-              <wp:positionH relativeFrom="margin">
-                <wp:align>center</wp:align>
-              </wp:positionH>
-              <wp:positionV relativeFrom="paragraph">
-                <wp:posOffset>0</wp:posOffset>
-              </wp:positionV>
-              <wp:extent cx="1828800" cy="1828800"/>
-              <wp:effectExtent l="0" t="0" r="0" b="0"/>
-              <wp:wrapNone/>
-              <wp:docPr id="1" name="文本框 1"/>
-              <wp:cNvGraphicFramePr/>
-              <a:graphic xmlns:a="http://schemas.openxmlformats.org/drawingml/2006/main">
-                <a:graphicData uri="http://schemas.microsoft.com/office/word/2010/wordprocessingShape">
-                  <wps:wsp>
-                    <wps:cNvSpPr txBox="1"/>
-                    <wps:spPr>
-                      <a:xfrm>
-                        <a:off x="0" y="0"/>
-                        <a:ext cx="1828800" cy="1828800"/>
-                      </a:xfrm>
-                      <a:prstGeom prst="rect">
-                        <a:avLst/>
-                      </a:prstGeom>
-                      <a:noFill/>
-                      <a:ln w="6350">
-                        <a:noFill/>
-                      </a:ln>
-                    </wps:spPr>
-                    <wps:style>
-                      <a:lnRef idx="0">
-                        <a:schemeClr val="accent1"/>
-                      </a:lnRef>
-                      <a:fillRef idx="0">
-                        <a:schemeClr val="accent1"/>
-                      </a:fillRef>
-                      <a:effectRef idx="0">
-                        <a:schemeClr val="accent1"/>
-                      </a:effectRef>
-                      <a:fontRef idx="minor">
-                        <a:schemeClr val="dk1"/>
-                      </a:fontRef>
-                    </wps:style>
-                    <wps:txbx>
-                      <w:txbxContent>
-                        <w:p>
-                          <w:pPr>
-                            <w:pStyle w:val="4"/>
-                          </w:pPr>
-                          <w:r>
-                            <w:fldChar w:fldCharType="begin"/>
-                          </w:r>
-                          <w:r>
-                            <w:instrText xml:space="preserve"> PAGE  \* MERGEFORMAT </w:instrText>
-                          </w:r>
-                          <w:r>
-                            <w:fldChar w:fldCharType="separate"/>
-                          </w:r>
-                          <w:r>
-                            <w:t>1</w:t>
-                          </w:r>
-                          <w:r>
-                            <w:fldChar w:fldCharType="end"/>
-                          </w:r>
-                          <w:r>
-                            <w:t xml:space="preserve"> / </w:t>
-                          </w:r>
-                          <w:r>
-                            <w:fldChar w:fldCharType="begin"/>
-                          </w:r>
-                          <w:r>
-                            <w:instrText xml:space="preserve"> NUMPAGES  \* MERGEFORMAT </w:instrText>
-                          </w:r>
-                          <w:r>
-                            <w:fldChar w:fldCharType="separate"/>
-                          </w:r>
-                          <w:r>
-                            <w:t>18</w:t>
-                          </w:r>
-                          <w:r>
-                            <w:fldChar w:fldCharType="end"/>
-                          </w:r>
-                        </w:p>
-                      </w:txbxContent>
-                    </wps:txbx>
-                    <wps:bodyPr rot="0" spcFirstLastPara="0" vertOverflow="overflow" horzOverflow="overflow" vert="horz" wrap="none" lIns="0" tIns="0" rIns="0" bIns="0" numCol="1" spcCol="0" rtlCol="0" fromWordArt="0" anchor="t" anchorCtr="0" forceAA="0" upright="0" compatLnSpc="1">
-                      <a:spAutoFit/>
-                    </wps:bodyPr>
-                  </wps:wsp>
-                </a:graphicData>
-              </a:graphic>
-            </wp:anchor>
-          </w:drawing>
-        </mc:Choice>
-        <mc:Fallback>
-          <w:pict>
-            <v:shape id="_x0000_s1026" o:spid="_x0000_s1026" o:spt="202" type="#_x0000_t202" style="position:absolute;left:0pt;margin-top:0pt;height:144pt;width:144pt;mso-position-horizontal:center;mso-position-horizontal-relative:margin;mso-wrap-style:none;z-index:251661312;mso-width-relative:page;mso-height-relative:page;" filled="f" stroked="f" coordsize="21600,21600" o:gfxdata="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">
-              <v:fill on="f" focussize="0,0"/>
-              <v:stroke on="f" weight="0.5pt"/>
-              <v:imagedata o:title=""/>
-              <o:lock v:ext="edit" aspectratio="f"/>
-              <v:textbox inset="0mm,0mm,0mm,0mm" style="mso-fit-shape-to-text:t;">
-                <w:txbxContent>
-                  <w:p>
-                    <w:pPr>
-                      <w:pStyle w:val="4"/>
-                    </w:pPr>
-                    <w:r>
-                      <w:fldChar w:fldCharType="begin"/>
-                    </w:r>
-                    <w:r>
-                      <w:instrText xml:space="preserve"> PAGE  \* MERGEFORMAT </w:instrText>
-                    </w:r>
-                    <w:r>
-                      <w:fldChar w:fldCharType="separate"/>
-                    </w:r>
-                    <w:r>
-                      <w:t>1</w:t>
-                    </w:r>
-                    <w:r>
-                      <w:fldChar w:fldCharType="end"/>
-                    </w:r>
-                    <w:r>
-                      <w:t xml:space="preserve"> / </w:t>
-                    </w:r>
-                    <w:r>
-                      <w:fldChar w:fldCharType="begin"/>
-                    </w:r>
-                    <w:r>
-                      <w:instrText xml:space="preserve"> NUMPAGES  \* MERGEFORMAT </w:instrText>
-                    </w:r>
-                    <w:r>
-                      <w:fldChar w:fldCharType="separate"/>
-                    </w:r>
-                    <w:r>
-                      <w:t>18</w:t>
-                    </w:r>
-                    <w:r>
-                      <w:fldChar w:fldCharType="end"/>
-                    </w:r>
-                  </w:p>
-                </w:txbxContent>
-              </v:textbox>
-            </v:shape>
-          </w:pict>
-        </mc:Fallback>
-      </mc:AlternateContent>
+      <w:fldChar w:fldCharType="begin" w:dirty="true"/>
+    </w:r>
+    <w:r>
+      <w:instrText xml:space="preserve"> PAGE  \* MERGEFORMAT </w:instrText>
+    </w:r>
+    <w:r>
+      <w:fldChar w:fldCharType="separate"/>
+    </w:r>
+    <w:r>
+      <w:t>1</w:t>
+    </w:r>
+    <w:r>
+      <w:fldChar w:fldCharType="end"/>
+    </w:r>
+    <w:r>
+      <w:t xml:space="preserve"> / </w:t>
+    </w:r>
+    <w:r>
+      <w:fldChar w:fldCharType="begin" w:dirty="true"/>
+    </w:r>
+    <w:r>
+      <w:instrText xml:space="preserve"> NUMPAGES  \* MERGEFORMAT </w:instrText>
+    </w:r>
+    <w:r>
+      <w:fldChar w:fldCharType="separate"/>
+    </w:r>
+    <w:r>
+      <w:t>18</w:t>
+    </w:r>
+    <w:r>
+      <w:fldChar w:fldCharType="end"/>
     </w:r>
   </w:p>
 </w:ftr>

--- a/quotation-generator/assets/报价单模板-中国公司.docx
+++ b/quotation-generator/assets/报价单模板-中国公司.docx
@@ -14092,44 +14092,86 @@
 </file>
 
 <file path=word/footer1.xml><?xml version="1.0" encoding="utf-8"?>
-<w:ftr xmlns:wpc="http://schemas.microsoft.com/office/word/2010/wordprocessingCanvas" xmlns:mc="http://schemas.openxmlformats.org/markup-compatibility/2006" xmlns:o="urn:schemas-microsoft-com:office:office" xmlns:r="http://schemas.openxmlformats.org/officeDocument/2006/relationships" xmlns:m="http://schemas.openxmlformats.org/officeDocument/2006/math" xmlns:v="urn:schemas-microsoft-com:vml" xmlns:wp14="http://schemas.microsoft.com/office/word/2010/wordprocessingDrawing" xmlns:wp="http://schemas.openxmlformats.org/drawingml/2006/wordprocessingDrawing" xmlns:w10="urn:schemas-microsoft-com:office:word" xmlns:w="http://schemas.openxmlformats.org/wordprocessingml/2006/main" xmlns:w14="http://schemas.microsoft.com/office/word/2010/wordml" xmlns:w15="http://schemas.microsoft.com/office/word/2012/wordml" xmlns:wpg="http://schemas.microsoft.com/office/word/2010/wordprocessingGroup" xmlns:wpi="http://schemas.microsoft.com/office/word/2010/wordprocessingInk" xmlns:wne="http://schemas.microsoft.com/office/word/2006/wordml" xmlns:wps="http://schemas.microsoft.com/office/word/2010/wordprocessingShape" xmlns:wpsCustomData="http://www.wps.cn/officeDocument/2013/wpsCustomData" mc:Ignorable="w14 w15 wp14">
+<w:ftr xmlns:w="http://schemas.openxmlformats.org/wordprocessingml/2006/main">
   <w:p>
     <w:pPr>
-      <w:pStyle w:val="4"/>
-      <w:spacing w:after="180"/>
-      <w:ind w:left="3228"/>
+      <w:jc w:val="center"/>
     </w:pPr>
     <w:r>
-      <w:fldChar w:fldCharType="begin" w:dirty="true"/>
+      <w:rPr>
+        <w:rFonts w:ascii="FangSong" w:eastAsia="仿宋" w:hAnsi="FangSong"/>
+        <w:sz w:val="18"/>
+      </w:rPr>
+      <w:fldChar w:fldCharType="begin"/>
     </w:r>
     <w:r>
-      <w:instrText xml:space="preserve"> PAGE  \* MERGEFORMAT </w:instrText>
+      <w:rPr>
+        <w:rFonts w:ascii="FangSong" w:eastAsia="仿宋" w:hAnsi="FangSong"/>
+        <w:sz w:val="18"/>
+      </w:rPr>
+      <w:instrText xml:space="preserve"> PAGE </w:instrText>
     </w:r>
     <w:r>
+      <w:rPr>
+        <w:rFonts w:ascii="FangSong" w:eastAsia="仿宋" w:hAnsi="FangSong"/>
+        <w:sz w:val="18"/>
+      </w:rPr>
       <w:fldChar w:fldCharType="separate"/>
     </w:r>
     <w:r>
+      <w:rPr>
+        <w:rFonts w:ascii="FangSong" w:eastAsia="仿宋" w:hAnsi="FangSong"/>
+        <w:sz w:val="18"/>
+      </w:rPr>
       <w:t>1</w:t>
     </w:r>
     <w:r>
+      <w:rPr>
+        <w:rFonts w:ascii="FangSong" w:eastAsia="仿宋" w:hAnsi="FangSong"/>
+        <w:sz w:val="18"/>
+      </w:rPr>
       <w:fldChar w:fldCharType="end"/>
     </w:r>
     <w:r>
+      <w:rPr>
+        <w:rFonts w:ascii="FangSong" w:eastAsia="仿宋" w:hAnsi="FangSong"/>
+        <w:sz w:val="18"/>
+      </w:rPr>
       <w:t xml:space="preserve"> / </w:t>
     </w:r>
     <w:r>
-      <w:fldChar w:fldCharType="begin" w:dirty="true"/>
+      <w:rPr>
+        <w:rFonts w:ascii="FangSong" w:eastAsia="仿宋" w:hAnsi="FangSong"/>
+        <w:sz w:val="18"/>
+      </w:rPr>
+      <w:fldChar w:fldCharType="begin"/>
     </w:r>
     <w:r>
-      <w:instrText xml:space="preserve"> NUMPAGES  \* MERGEFORMAT </w:instrText>
+      <w:rPr>
+        <w:rFonts w:ascii="FangSong" w:eastAsia="仿宋" w:hAnsi="FangSong"/>
+        <w:sz w:val="18"/>
+      </w:rPr>
+      <w:instrText xml:space="preserve"> NUMPAGES </w:instrText>
     </w:r>
     <w:r>
+      <w:rPr>
+        <w:rFonts w:ascii="FangSong" w:eastAsia="仿宋" w:hAnsi="FangSong"/>
+        <w:sz w:val="18"/>
+      </w:rPr>
       <w:fldChar w:fldCharType="separate"/>
     </w:r>
     <w:r>
-      <w:t>18</w:t>
+      <w:rPr>
+        <w:rFonts w:ascii="FangSong" w:eastAsia="仿宋" w:hAnsi="FangSong"/>
+        <w:sz w:val="18"/>
+      </w:rPr>
+      <w:t>1</w:t>
     </w:r>
     <w:r>
+      <w:rPr>
+        <w:rFonts w:ascii="FangSong" w:eastAsia="仿宋" w:hAnsi="FangSong"/>
+        <w:sz w:val="18"/>
+      </w:rPr>
       <w:fldChar w:fldCharType="end"/>
     </w:r>
   </w:p>
@@ -14162,309 +14204,256 @@
 </file>
 
 <file path=word/header1.xml><?xml version="1.0" encoding="utf-8"?>
-<w:hdr xmlns:wpc="http://schemas.microsoft.com/office/word/2010/wordprocessingCanvas" xmlns:mc="http://schemas.openxmlformats.org/markup-compatibility/2006" xmlns:o="urn:schemas-microsoft-com:office:office" xmlns:r="http://schemas.openxmlformats.org/officeDocument/2006/relationships" xmlns:m="http://schemas.openxmlformats.org/officeDocument/2006/math" xmlns:v="urn:schemas-microsoft-com:vml" xmlns:wp14="http://schemas.microsoft.com/office/word/2010/wordprocessingDrawing" xmlns:wp="http://schemas.openxmlformats.org/drawingml/2006/wordprocessingDrawing" xmlns:w10="urn:schemas-microsoft-com:office:word" xmlns:w="http://schemas.openxmlformats.org/wordprocessingml/2006/main" xmlns:w14="http://schemas.microsoft.com/office/word/2010/wordml" xmlns:w15="http://schemas.microsoft.com/office/word/2012/wordml" xmlns:wpg="http://schemas.microsoft.com/office/word/2010/wordprocessingGroup" xmlns:wpi="http://schemas.microsoft.com/office/word/2010/wordprocessingInk" xmlns:wne="http://schemas.microsoft.com/office/word/2006/wordml" xmlns:wps="http://schemas.microsoft.com/office/word/2010/wordprocessingShape" xmlns:wpsCustomData="http://www.wps.cn/officeDocument/2013/wpsCustomData" mc:Ignorable="w14 w15 wp14">
-  <w:p>
-    <w:pPr>
-      <w:pStyle w:val="5"/>
-      <w:spacing w:line="240" w:lineRule="auto"/>
-      <w:jc w:val="center"/>
-      <w:rPr>
-        <w:rFonts w:ascii="微软雅黑" w:hAnsi="微软雅黑" w:eastAsia="微软雅黑" w:cs="Microsoft JhengHei"/>
-        <w:b/>
-        <w:bCs/>
-        <w:color w:val="0039C2"/>
-        <w:sz w:val="40"/>
-        <w:szCs w:val="40"/>
-        <w:shd w:val="clear" w:color="auto" w:fill="FFFFFF"/>
-        <w:lang w:eastAsia="zh-CN"/>
-      </w:rPr>
-    </w:pPr>
-    <w:r>
-      <w:rPr>
-        <w:rFonts w:hint="eastAsia" w:ascii="微软雅黑" w:hAnsi="微软雅黑" w:eastAsia="微软雅黑" w:cs="Microsoft JhengHei"/>
-        <w:b/>
-        <w:bCs/>
-        <w:color w:val="0039C2"/>
-        <w:sz w:val="40"/>
-        <w:szCs w:val="40"/>
-        <w:shd w:val="clear" w:color="auto" w:fill="FFFFFF"/>
-        <w:lang w:eastAsia="zh-CN"/>
-      </w:rPr>
-      <w:t>北京山海图科技有限公司</w:t>
-    </w:r>
-    <w:r>
-      <w:rPr>
-        <w:rFonts w:hint="eastAsia" w:ascii="微软雅黑" w:hAnsi="微软雅黑" w:eastAsia="微软雅黑" w:cs="Microsoft JhengHei"/>
-        <w:b/>
-        <w:bCs/>
-        <w:color w:val="0039C2"/>
-        <w:sz w:val="40"/>
-        <w:szCs w:val="40"/>
-        <w:shd w:val="clear" w:color="auto" w:fill="FFFFFF"/>
-        <w:lang w:val="en-US" w:eastAsia="zh-CN"/>
-      </w:rPr>
-      <w:t>西安</w:t>
-    </w:r>
-    <w:r>
-      <w:rPr>
-        <w:rFonts w:hint="eastAsia" w:ascii="微软雅黑" w:hAnsi="微软雅黑" w:eastAsia="微软雅黑" w:cs="Microsoft JhengHei"/>
-        <w:b/>
-        <w:bCs/>
-        <w:color w:val="0039C2"/>
-        <w:sz w:val="40"/>
-        <w:szCs w:val="40"/>
-        <w:shd w:val="clear" w:color="auto" w:fill="FFFFFF"/>
-        <w:lang w:eastAsia="zh-CN"/>
-      </w:rPr>
-      <w:t>分公司</w:t>
-    </w:r>
-  </w:p>
-  <w:p>
-    <w:pPr>
-      <w:spacing w:after="0" w:line="240" w:lineRule="auto"/>
-      <w:jc w:val="center"/>
-      <w:rPr>
-        <w:rFonts w:ascii="微软雅黑" w:hAnsi="微软雅黑" w:eastAsia="微软雅黑" w:cs="Calibri"/>
-        <w:b/>
-        <w:bCs/>
-        <w:lang w:val="de-DE" w:eastAsia="zh-CN"/>
-      </w:rPr>
-    </w:pPr>
-    <w:r>
-      <w:rPr>
-        <w:rFonts w:hint="eastAsia" w:ascii="微软雅黑" w:hAnsi="微软雅黑" w:eastAsia="微软雅黑" w:cs="Calibri"/>
-        <w:b/>
-        <w:bCs/>
-        <w:lang w:val="de-DE" w:eastAsia="zh-CN"/>
-      </w:rPr>
-      <w:t xml:space="preserve"> </w:t>
-    </w:r>
-    <w:r>
-      <w:rPr>
-        <w:rFonts w:hint="eastAsia" w:ascii="微软雅黑" w:hAnsi="微软雅黑" w:eastAsia="微软雅黑" w:cs="Calibri"/>
-        <w:b w:val="0"/>
-        <w:bCs w:val="0"/>
-        <w:lang w:val="de-DE" w:eastAsia="zh-CN"/>
-      </w:rPr>
-      <w:t>西安市高新区科技路林凯国际大厦15层1501-01-03室</w:t>
-    </w:r>
-  </w:p>
-  <w:p>
-    <w:pPr>
-      <w:spacing w:after="0" w:line="240" w:lineRule="auto"/>
-      <w:jc w:val="center"/>
-      <w:rPr>
-        <w:rFonts w:hint="default" w:ascii="Arial" w:hAnsi="Arial" w:eastAsia="微软雅黑" w:cs="Arial"/>
-        <w:b w:val="0"/>
-        <w:bCs w:val="0"/>
-        <w:lang w:val="de-DE" w:eastAsia="zh-CN"/>
-      </w:rPr>
-    </w:pPr>
-    <w:r>
-      <w:rPr>
-        <w:rFonts w:hint="default" w:ascii="Arial" w:hAnsi="Arial" w:eastAsia="微软雅黑" w:cs="Arial"/>
-        <w:b w:val="0"/>
-        <w:bCs w:val="0"/>
-        <w:lang w:val="de-DE" w:eastAsia="zh-CN"/>
-      </w:rPr>
-      <w:t xml:space="preserve">Web: </w:t>
-    </w:r>
-    <w:r>
-      <w:rPr>
-        <w:rFonts w:hint="default" w:ascii="Arial" w:hAnsi="Arial" w:cs="Arial"/>
-        <w:b w:val="0"/>
-        <w:bCs w:val="0"/>
-      </w:rPr>
-      <w:fldChar w:fldCharType="begin"/>
-    </w:r>
-    <w:r>
-      <w:rPr>
-        <w:rFonts w:hint="default" w:ascii="Arial" w:hAnsi="Arial" w:cs="Arial"/>
-        <w:b w:val="0"/>
-        <w:bCs w:val="0"/>
-      </w:rPr>
-      <w:instrText xml:space="preserve"> HYPERLINK "http://www.shanhaimap.com" </w:instrText>
-    </w:r>
-    <w:r>
-      <w:rPr>
-        <w:rFonts w:hint="default" w:ascii="Arial" w:hAnsi="Arial" w:cs="Arial"/>
-        <w:b w:val="0"/>
-        <w:bCs w:val="0"/>
-      </w:rPr>
-      <w:fldChar w:fldCharType="separate"/>
-    </w:r>
-    <w:r>
-      <w:rPr>
-        <w:rFonts w:hint="default" w:ascii="Arial" w:hAnsi="Arial" w:eastAsia="微软雅黑" w:cs="Arial"/>
-        <w:b w:val="0"/>
-        <w:bCs w:val="0"/>
-        <w:lang w:val="de-DE" w:eastAsia="zh-CN"/>
-      </w:rPr>
-      <w:t>www.shanhaimap.com</w:t>
-    </w:r>
-    <w:r>
-      <w:rPr>
-        <w:rFonts w:hint="default" w:ascii="Arial" w:hAnsi="Arial" w:eastAsia="微软雅黑" w:cs="Arial"/>
-        <w:b w:val="0"/>
-        <w:bCs w:val="0"/>
-        <w:lang w:val="de-DE" w:eastAsia="zh-CN"/>
-      </w:rPr>
-      <w:fldChar w:fldCharType="end"/>
-    </w:r>
-  </w:p>
-  <w:p>
-    <w:pPr>
-      <w:pStyle w:val="5"/>
-      <w:tabs>
-        <w:tab w:val="right" w:pos="10260"/>
-      </w:tabs>
-      <w:spacing w:line="276" w:lineRule="auto"/>
-      <w:ind w:left="1276" w:right="-279"/>
-      <w:jc w:val="center"/>
-      <w:rPr>
-        <w:rFonts w:ascii="Arial" w:hAnsi="Arial" w:cs="Arial" w:eastAsiaTheme="minorEastAsia"/>
-        <w:b/>
-        <w:bCs/>
-        <w:lang w:val="de-DE" w:eastAsia="zh-CN"/>
-      </w:rPr>
-    </w:pPr>
-    <w:r>
-      <w:rPr>
-        <w:rFonts w:hint="eastAsia" w:ascii="Arial" w:hAnsi="Arial" w:cs="Arial" w:eastAsiaTheme="minorEastAsia"/>
-        <w:b/>
-        <w:bCs/>
-        <w:lang w:eastAsia="zh-CN"/>
-      </w:rPr>
-      <w:drawing>
-        <wp:anchor distT="0" distB="0" distL="114300" distR="114300" simplePos="0" relativeHeight="251659264" behindDoc="1" locked="0" layoutInCell="1" allowOverlap="1">
-          <wp:simplePos x="0" y="0"/>
-          <wp:positionH relativeFrom="column">
-            <wp:posOffset>19685</wp:posOffset>
-          </wp:positionH>
-          <wp:positionV relativeFrom="paragraph">
-            <wp:posOffset>-880110</wp:posOffset>
-          </wp:positionV>
-          <wp:extent cx="681990" cy="791845"/>
-          <wp:effectExtent l="0" t="0" r="54610" b="46355"/>
-          <wp:wrapThrough wrapText="bothSides">
-            <wp:wrapPolygon>
-              <wp:start x="0" y="0"/>
-              <wp:lineTo x="0" y="20786"/>
-              <wp:lineTo x="20916" y="20786"/>
-              <wp:lineTo x="20916" y="0"/>
-              <wp:lineTo x="0" y="0"/>
-            </wp:wrapPolygon>
-          </wp:wrapThrough>
-          <wp:docPr id="6" name="Picture 6" descr="Logo Baru SHM 2021"/>
-          <wp:cNvGraphicFramePr>
-            <a:graphicFrameLocks xmlns:a="http://schemas.openxmlformats.org/drawingml/2006/main" noChangeAspect="1"/>
-          </wp:cNvGraphicFramePr>
-          <a:graphic xmlns:a="http://schemas.openxmlformats.org/drawingml/2006/main">
-            <a:graphicData uri="http://schemas.openxmlformats.org/drawingml/2006/picture">
-              <pic:pic xmlns:pic="http://schemas.openxmlformats.org/drawingml/2006/picture">
-                <pic:nvPicPr>
-                  <pic:cNvPr id="6" name="Picture 6" descr="Logo Baru SHM 2021"/>
-                  <pic:cNvPicPr>
-                    <a:picLocks noChangeAspect="1"/>
-                  </pic:cNvPicPr>
-                </pic:nvPicPr>
-                <pic:blipFill>
-                  <a:blip r:embed="rId1"/>
-                  <a:stretch>
-                    <a:fillRect/>
-                  </a:stretch>
-                </pic:blipFill>
-                <pic:spPr>
-                  <a:xfrm>
-                    <a:off x="0" y="0"/>
-                    <a:ext cx="681990" cy="791845"/>
-                  </a:xfrm>
-                  <a:prstGeom prst="rect">
-                    <a:avLst/>
-                  </a:prstGeom>
-                </pic:spPr>
-              </pic:pic>
-            </a:graphicData>
-          </a:graphic>
-        </wp:anchor>
-      </w:drawing>
-    </w:r>
-    <w:r>
-      <w:rPr>
-        <w:rFonts w:hint="eastAsia" w:ascii="Arial" w:hAnsi="Arial" w:cs="Arial" w:eastAsiaTheme="minorEastAsia"/>
-        <w:b/>
-        <w:bCs/>
-        <w:lang w:eastAsia="zh-CN"/>
-      </w:rPr>
-      <mc:AlternateContent>
-        <mc:Choice Requires="wps">
-          <w:drawing>
-            <wp:anchor distT="0" distB="0" distL="114300" distR="114300" simplePos="0" relativeHeight="251660288" behindDoc="0" locked="0" layoutInCell="1" allowOverlap="1">
-              <wp:simplePos x="0" y="0"/>
-              <wp:positionH relativeFrom="column">
-                <wp:posOffset>-258445</wp:posOffset>
-              </wp:positionH>
-              <wp:positionV relativeFrom="paragraph">
-                <wp:posOffset>38735</wp:posOffset>
-              </wp:positionV>
-              <wp:extent cx="6405245" cy="0"/>
-              <wp:effectExtent l="0" t="19050" r="15240" b="19050"/>
-              <wp:wrapNone/>
-              <wp:docPr id="593019843" name="直接连接符 1"/>
-              <wp:cNvGraphicFramePr/>
-              <a:graphic xmlns:a="http://schemas.openxmlformats.org/drawingml/2006/main">
-                <a:graphicData uri="http://schemas.microsoft.com/office/word/2010/wordprocessingShape">
-                  <wps:wsp>
-                    <wps:cNvCnPr/>
-                    <wps:spPr>
-                      <a:xfrm>
-                        <a:off x="0" y="0"/>
-                        <a:ext cx="6404997" cy="0"/>
-                      </a:xfrm>
-                      <a:prstGeom prst="line">
-                        <a:avLst/>
-                      </a:prstGeom>
-                      <a:ln w="38100">
-                        <a:solidFill>
-                          <a:srgbClr val="0039C2"/>
-                        </a:solidFill>
-                      </a:ln>
-                    </wps:spPr>
-                    <wps:style>
-                      <a:lnRef idx="1">
-                        <a:schemeClr val="accent1"/>
-                      </a:lnRef>
-                      <a:fillRef idx="0">
-                        <a:schemeClr val="accent1"/>
-                      </a:fillRef>
-                      <a:effectRef idx="0">
-                        <a:schemeClr val="accent1"/>
-                      </a:effectRef>
-                      <a:fontRef idx="minor">
-                        <a:schemeClr val="tx1"/>
-                      </a:fontRef>
-                    </wps:style>
-                    <wps:bodyPr/>
-                  </wps:wsp>
-                </a:graphicData>
-              </a:graphic>
-            </wp:anchor>
-          </w:drawing>
-        </mc:Choice>
-        <mc:Fallback>
-          <w:pict>
-            <v:line id="直接连接符 1" o:spid="_x0000_s1026" o:spt="20" style="position:absolute;left:0pt;margin-left:-20.35pt;margin-top:3.05pt;height:0pt;width:504.35pt;z-index:251660288;mso-width-relative:page;mso-height-relative:page;" filled="f" stroked="t" coordsize="21600,21600" o:gfxdata="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">
-              <v:fill on="f" focussize="0,0"/>
-              <v:stroke weight="3pt" color="#0039C2 [3204]" miterlimit="8" joinstyle="miter"/>
-              <v:imagedata o:title=""/>
-              <o:lock v:ext="edit" aspectratio="f"/>
-            </v:line>
-          </w:pict>
-        </mc:Fallback>
-      </mc:AlternateContent>
-    </w:r>
-  </w:p>
-</w:hdr>
+<ns0:hdr xmlns:ns0="http://schemas.openxmlformats.org/wordprocessingml/2006/main" xmlns:ns1="http://schemas.openxmlformats.org/markup-compatibility/2006" xmlns:ns2="http://schemas.microsoft.com/office/word/2010/wordml" xmlns:ns3="http://schemas.openxmlformats.org/drawingml/2006/wordprocessingDrawing" xmlns:ns4="http://schemas.openxmlformats.org/drawingml/2006/main" xmlns:ns5="http://schemas.microsoft.com/office/word/2010/wordprocessingShape" xmlns:ns6="urn:schemas-microsoft-com:vml" xmlns:ns7="urn:schemas-microsoft-com:office:office" ns1:Ignorable="w14 w15 wp14">
+  <ns0:p ns2:paraId="468E411D">
+    <ns0:pPr>
+      <ns0:pStyle ns0:val="5"/>
+      <ns0:spacing ns0:line="240" ns0:lineRule="auto"/>
+      <ns0:jc ns0:val="center"/>
+      <ns0:rPr>
+        <ns0:rFonts ns0:ascii="微软雅黑" ns0:hAnsi="微软雅黑" ns0:eastAsia="微软雅黑" ns0:cs="Microsoft JhengHei"/>
+        <ns0:b/>
+        <ns0:bCs/>
+        <ns0:color ns0:val="0039C2"/>
+        <ns0:sz ns0:val="40"/>
+        <ns0:szCs ns0:val="40"/>
+        <ns0:shd ns0:val="clear" ns0:color="auto" ns0:fill="FFFFFF"/>
+        <ns0:lang ns0:eastAsia="zh-CN"/>
+      </ns0:rPr>
+    </ns0:pPr>
+    <ns0:r>
+      <ns0:rPr>
+        <ns0:rFonts ns0:hint="eastAsia" ns0:ascii="微软雅黑" ns0:hAnsi="微软雅黑" ns0:eastAsia="微软雅黑" ns0:cs="Microsoft JhengHei"/>
+        <ns0:b/>
+        <ns0:bCs/>
+        <ns0:color ns0:val="0039C2"/>
+        <ns0:sz ns0:val="40"/>
+        <ns0:szCs ns0:val="40"/>
+        <ns0:shd ns0:val="clear" ns0:color="auto" ns0:fill="FFFFFF"/>
+        <ns0:lang ns0:eastAsia="zh-CN"/>
+      </ns0:rPr>
+      <ns0:t/>
+    </ns0:r>
+    <ns0:r>
+      <ns0:rPr>
+        <ns0:rFonts ns0:hint="eastAsia" ns0:ascii="微软雅黑" ns0:hAnsi="微软雅黑" ns0:eastAsia="微软雅黑" ns0:cs="Microsoft JhengHei"/>
+        <ns0:b/>
+        <ns0:bCs/>
+        <ns0:color ns0:val="0039C2"/>
+        <ns0:sz ns0:val="40"/>
+        <ns0:szCs ns0:val="40"/>
+        <ns0:shd ns0:val="clear" ns0:color="auto" ns0:fill="FFFFFF"/>
+        <ns0:lang ns0:val="en-US" ns0:eastAsia="zh-CN"/>
+      </ns0:rPr>
+      <ns0:t/>
+    </ns0:r>
+    <ns0:r>
+      <ns0:rPr>
+        <ns0:rFonts ns0:hint="eastAsia" ns0:ascii="微软雅黑" ns0:hAnsi="微软雅黑" ns0:eastAsia="微软雅黑" ns0:cs="Microsoft JhengHei"/>
+        <ns0:b/>
+        <ns0:bCs/>
+        <ns0:color ns0:val="0039C2"/>
+        <ns0:sz ns0:val="40"/>
+        <ns0:szCs ns0:val="40"/>
+        <ns0:shd ns0:val="clear" ns0:color="auto" ns0:fill="FFFFFF"/>
+        <ns0:lang ns0:eastAsia="zh-CN"/>
+      </ns0:rPr>
+      <ns0:t/>
+    </ns0:r>
+  </ns0:p>
+  <ns0:p ns2:paraId="25F2EBD0">
+    <ns0:pPr>
+      <ns0:spacing ns0:after="0" ns0:line="240" ns0:lineRule="auto"/>
+      <ns0:jc ns0:val="center"/>
+      <ns0:rPr>
+        <ns0:rFonts ns0:ascii="微软雅黑" ns0:hAnsi="微软雅黑" ns0:eastAsia="微软雅黑" ns0:cs="Calibri"/>
+        <ns0:b/>
+        <ns0:bCs/>
+        <ns0:lang ns0:val="de-DE" ns0:eastAsia="zh-CN"/>
+      </ns0:rPr>
+    </ns0:pPr>
+    <ns0:r>
+      <ns0:rPr>
+        <ns0:rFonts ns0:hint="eastAsia" ns0:ascii="微软雅黑" ns0:hAnsi="微软雅黑" ns0:eastAsia="微软雅黑" ns0:cs="Calibri"/>
+        <ns0:b/>
+        <ns0:bCs/>
+        <ns0:lang ns0:val="de-DE" ns0:eastAsia="zh-CN"/>
+      </ns0:rPr>
+      <ns0:t xml:space="preserve"/>
+    </ns0:r>
+    <ns0:r>
+      <ns0:rPr>
+        <ns0:rFonts ns0:hint="eastAsia" ns0:ascii="微软雅黑" ns0:hAnsi="微软雅黑" ns0:eastAsia="微软雅黑" ns0:cs="Calibri"/>
+        <ns0:b ns0:val="0"/>
+        <ns0:bCs ns0:val="0"/>
+        <ns0:lang ns0:val="de-DE" ns0:eastAsia="zh-CN"/>
+      </ns0:rPr>
+      <ns0:t/>
+    </ns0:r>
+  </ns0:p>
+  <ns0:p ns2:paraId="2AA0A497">
+    <ns0:pPr>
+      <ns0:spacing ns0:after="0" ns0:line="240" ns0:lineRule="auto"/>
+      <ns0:jc ns0:val="center"/>
+      <ns0:rPr>
+        <ns0:rFonts ns0:hint="default" ns0:ascii="Arial" ns0:hAnsi="Arial" ns0:eastAsia="微软雅黑" ns0:cs="Arial"/>
+        <ns0:b ns0:val="0"/>
+        <ns0:bCs ns0:val="0"/>
+        <ns0:lang ns0:val="de-DE" ns0:eastAsia="zh-CN"/>
+      </ns0:rPr>
+    </ns0:pPr>
+    <ns0:r>
+      <ns0:rPr>
+        <ns0:rFonts ns0:hint="default" ns0:ascii="Arial" ns0:hAnsi="Arial" ns0:eastAsia="微软雅黑" ns0:cs="Arial"/>
+        <ns0:b ns0:val="0"/>
+        <ns0:bCs ns0:val="0"/>
+        <ns0:lang ns0:val="de-DE" ns0:eastAsia="zh-CN"/>
+      </ns0:rPr>
+      <ns0:t xml:space="preserve"/>
+    </ns0:r>
+    <ns0:r>
+      <ns0:rPr>
+        <ns0:rFonts ns0:hint="default" ns0:ascii="Arial" ns0:hAnsi="Arial" ns0:cs="Arial"/>
+        <ns0:b ns0:val="0"/>
+        <ns0:bCs ns0:val="0"/>
+      </ns0:rPr>
+      <ns0:fldChar ns0:fldCharType="begin"/>
+    </ns0:r>
+    <ns0:r>
+      <ns0:rPr>
+        <ns0:rFonts ns0:hint="default" ns0:ascii="Arial" ns0:hAnsi="Arial" ns0:cs="Arial"/>
+        <ns0:b ns0:val="0"/>
+        <ns0:bCs ns0:val="0"/>
+      </ns0:rPr>
+      <ns0:instrText xml:space="preserve"> HYPERLINK "http://www.shanhaimap.com" </ns0:instrText>
+    </ns0:r>
+    <ns0:r>
+      <ns0:rPr>
+        <ns0:rFonts ns0:hint="default" ns0:ascii="Arial" ns0:hAnsi="Arial" ns0:cs="Arial"/>
+        <ns0:b ns0:val="0"/>
+        <ns0:bCs ns0:val="0"/>
+      </ns0:rPr>
+      <ns0:fldChar ns0:fldCharType="separate"/>
+    </ns0:r>
+    <ns0:r>
+      <ns0:rPr>
+        <ns0:rFonts ns0:hint="default" ns0:ascii="Arial" ns0:hAnsi="Arial" ns0:eastAsia="微软雅黑" ns0:cs="Arial"/>
+        <ns0:b ns0:val="0"/>
+        <ns0:bCs ns0:val="0"/>
+        <ns0:lang ns0:val="de-DE" ns0:eastAsia="zh-CN"/>
+      </ns0:rPr>
+      <ns0:t/>
+    </ns0:r>
+    <ns0:r>
+      <ns0:rPr>
+        <ns0:rFonts ns0:hint="default" ns0:ascii="Arial" ns0:hAnsi="Arial" ns0:eastAsia="微软雅黑" ns0:cs="Arial"/>
+        <ns0:b ns0:val="0"/>
+        <ns0:bCs ns0:val="0"/>
+        <ns0:lang ns0:val="de-DE" ns0:eastAsia="zh-CN"/>
+      </ns0:rPr>
+      <ns0:fldChar ns0:fldCharType="end"/>
+    </ns0:r>
+  </ns0:p>
+  <ns0:p ns2:paraId="0C937CF4">
+    <ns0:pPr>
+      <ns0:pStyle ns0:val="5"/>
+      <ns0:tabs>
+        <ns0:tab ns0:val="right" ns0:pos="10260"/>
+      </ns0:tabs>
+      <ns0:spacing ns0:line="276" ns0:lineRule="auto"/>
+      <ns0:ind ns0:left="1276" ns0:right="-279"/>
+      <ns0:jc ns0:val="center"/>
+      <ns0:rPr>
+        <ns0:rFonts ns0:ascii="Arial" ns0:hAnsi="Arial" ns0:cs="Arial" ns0:eastAsiaTheme="minorEastAsia"/>
+        <ns0:b/>
+        <ns0:bCs/>
+        <ns0:lang ns0:val="de-DE" ns0:eastAsia="zh-CN"/>
+      </ns0:rPr>
+    </ns0:pPr>
+    <ns0:r>
+      <ns0:rPr>
+        <ns0:rFonts ns0:hint="eastAsia" ns0:ascii="Arial" ns0:hAnsi="Arial" ns0:cs="Arial" ns0:eastAsiaTheme="minorEastAsia"/>
+        <ns0:b/>
+        <ns0:bCs/>
+        <ns0:lang ns0:eastAsia="zh-CN"/>
+      </ns0:rPr>
+    </ns0:r>
+    <ns0:r>
+      <ns0:rPr>
+        <ns0:rFonts ns0:hint="eastAsia" ns0:ascii="Arial" ns0:hAnsi="Arial" ns0:cs="Arial" ns0:eastAsiaTheme="minorEastAsia"/>
+        <ns0:b/>
+        <ns0:bCs/>
+        <ns0:lang ns0:eastAsia="zh-CN"/>
+      </ns0:rPr>
+      <ns1:AlternateContent>
+        <ns1:Choice Requires="wps">
+          <ns0:drawing>
+            <ns3:anchor distT="0" distB="0" distL="114300" distR="114300" simplePos="0" relativeHeight="251660288" behindDoc="0" locked="0" layoutInCell="1" allowOverlap="1">
+              <ns3:simplePos x="0" y="0"/>
+              <ns3:positionH relativeFrom="column">
+                <ns3:posOffset>-258445</ns3:posOffset>
+              </ns3:positionH>
+              <ns3:positionV relativeFrom="paragraph">
+                <ns3:posOffset>38735</ns3:posOffset>
+              </ns3:positionV>
+              <ns3:extent cx="6405245" cy="0"/>
+              <ns3:effectExtent l="0" t="19050" r="15240" b="19050"/>
+              <ns3:wrapNone/>
+              <ns3:docPr id="593019843" name="直接连接符 1"/>
+              <ns3:cNvGraphicFramePr/>
+              <ns4:graphic>
+                <ns4:graphicData uri="http://schemas.microsoft.com/office/word/2010/wordprocessingShape">
+                  <ns5:wsp>
+                    <ns5:cNvCnPr/>
+                    <ns5:spPr>
+                      <ns4:xfrm>
+                        <ns4:off x="0" y="0"/>
+                        <ns4:ext cx="6404997" cy="0"/>
+                      </ns4:xfrm>
+                      <ns4:prstGeom prst="line">
+                        <ns4:avLst/>
+                      </ns4:prstGeom>
+                      <ns4:ln w="38100">
+                        <ns4:solidFill>
+                          <ns4:srgbClr val="0039C2"/>
+                        </ns4:solidFill>
+                      </ns4:ln>
+                    </ns5:spPr>
+                    <ns5:style>
+                      <ns4:lnRef idx="1">
+                        <ns4:schemeClr val="accent1"/>
+                      </ns4:lnRef>
+                      <ns4:fillRef idx="0">
+                        <ns4:schemeClr val="accent1"/>
+                      </ns4:fillRef>
+                      <ns4:effectRef idx="0">
+                        <ns4:schemeClr val="accent1"/>
+                      </ns4:effectRef>
+                      <ns4:fontRef idx="minor">
+                        <ns4:schemeClr val="tx1"/>
+                      </ns4:fontRef>
+                    </ns5:style>
+                    <ns5:bodyPr/>
+                  </ns5:wsp>
+                </ns4:graphicData>
+              </ns4:graphic>
+            </ns3:anchor>
+          </ns0:drawing>
+        </ns1:Choice>
+        <ns1:Fallback>
+          <ns0:pict>
+            <ns6:line id="直接连接符 1" ns7:spid="_x0000_s1026" ns7:spt="20" style="position:absolute;left:0pt;margin-left:-20.35pt;margin-top:3.05pt;height:0pt;width:504.35pt;z-index:251660288;mso-width-relative:page;mso-height-relative:page;" filled="f" stroked="t" coordsize="21600,21600" ns7:gfxdata="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">
+              <ns6:fill on="f" focussize="0,0"/>
+              <ns6:stroke weight="3pt" color="#0039C2 [3204]" miterlimit="8" joinstyle="miter"/>
+              <ns6:imagedata ns7:title=""/>
+              <ns7:lock ns6:ext="edit" aspectratio="f"/>
+            </ns6:line>
+          </ns0:pict>
+        </ns1:Fallback>
+      </ns1:AlternateContent>
+    </ns0:r>
+  </ns0:p>
+</ns0:hdr>
 </file>
 
 <file path=word/numbering.xml><?xml version="1.0" encoding="utf-8"?>

--- a/quotation-generator/assets/报价单模板-中国公司.docx
+++ b/quotation-generator/assets/报价单模板-中国公司.docx
@@ -14102,7 +14102,7 @@
         <w:rFonts w:ascii="FangSong" w:eastAsia="仿宋" w:hAnsi="FangSong"/>
         <w:sz w:val="18"/>
       </w:rPr>
-      <w:fldChar w:fldCharType="begin"/>
+      <w:fldChar w:fldCharType="begin" w:dirty="true"/>
     </w:r>
     <w:r>
       <w:rPr>
@@ -14144,7 +14144,7 @@
         <w:rFonts w:ascii="FangSong" w:eastAsia="仿宋" w:hAnsi="FangSong"/>
         <w:sz w:val="18"/>
       </w:rPr>
-      <w:fldChar w:fldCharType="begin"/>
+      <w:fldChar w:fldCharType="begin" w:dirty="true"/>
     </w:r>
     <w:r>
       <w:rPr>
